--- a/NEW/SIWES_Report_OKOH_ESTHER.docx
+++ b/NEW/SIWES_Report_OKOH_ESTHER.docx
@@ -4,7 +4,7 @@
   <w:body>
     <w:p>
       <w:pPr>
-        <w:spacing w:after="40"/>
+        <w:spacing w:after="160" w:before="0" w:line="276" w:lineRule="auto"/>
         <w:jc w:val="center"/>
         <w:rPr>
           <w:b/>
@@ -17,13 +17,14 @@
         <w:rPr>
           <w:b/>
           <w:bCs/>
+          <w:sz w:val="24"/>
         </w:rPr>
         <w:t>JOSEPH SARWUAN TARKA UNIVERSITY, MAKURDI</w:t>
       </w:r>
     </w:p>
     <w:p>
       <w:pPr>
-        <w:spacing w:after="40"/>
+        <w:spacing w:after="160" w:before="0" w:line="276" w:lineRule="auto"/>
         <w:jc w:val="center"/>
         <w:rPr>
           <w:b/>
@@ -36,13 +37,14 @@
         <w:rPr>
           <w:b/>
           <w:bCs/>
+          <w:sz w:val="24"/>
         </w:rPr>
         <w:t>COLLEGE OF FORESTRY AND FISHERIES</w:t>
       </w:r>
     </w:p>
     <w:p>
       <w:pPr>
-        <w:spacing w:after="40"/>
+        <w:spacing w:after="160" w:before="0" w:line="276" w:lineRule="auto"/>
         <w:jc w:val="center"/>
         <w:rPr>
           <w:rFonts w:cs="Times New Roman"/>
@@ -56,71 +58,32 @@
         <w:rPr>
           <w:b/>
           <w:bCs/>
+          <w:sz w:val="24"/>
         </w:rPr>
         <w:t>DEPARTMENT OF SOCIAL AND ENVIRONMENTAL FORESTRY</w:t>
       </w:r>
     </w:p>
     <w:p>
       <w:pPr>
-        <w:spacing w:after="40"/>
-        <w:jc w:val="center"/>
-        <w:rPr>
-          <w:rFonts w:cs="Times New Roman"/>
-          <w:b/>
-          <w:bCs/>
-        </w:rPr>
-      </w:pPr>
-    </w:p>
-    <w:p>
-      <w:pPr>
-        <w:spacing w:after="40"/>
+        <w:spacing w:before="1080" w:after="160" w:line="276" w:lineRule="auto"/>
         <w:jc w:val="center"/>
         <w:rPr>
           <w:b/>
           <w:bCs/>
         </w:rPr>
       </w:pPr>
-    </w:p>
-    <w:p>
-      <w:pPr>
-        <w:spacing w:after="40"/>
-        <w:jc w:val="center"/>
+      <w:r>
         <w:rPr>
           <w:b/>
           <w:bCs/>
-        </w:rPr>
-      </w:pPr>
-    </w:p>
-    <w:p>
-      <w:pPr>
-        <w:spacing w:after="40"/>
-        <w:jc w:val="center"/>
-        <w:rPr>
-          <w:b/>
-          <w:bCs/>
-        </w:rPr>
-      </w:pPr>
-    </w:p>
-    <w:p>
-      <w:pPr>
-        <w:spacing w:before="600" w:after="200"/>
-        <w:jc w:val="center"/>
-        <w:rPr>
-          <w:b/>
-          <w:bCs/>
-        </w:rPr>
-      </w:pPr>
-      <w:r>
-        <w:rPr>
-          <w:b/>
-          <w:bCs/>
+          <w:sz w:val="24"/>
         </w:rPr>
         <w:t>STUDENTS INDUSTRIAL WORK EXPERIENCE SCHEME (SIWES)</w:t>
       </w:r>
     </w:p>
     <w:p>
       <w:pPr>
-        <w:spacing w:after="80"/>
+        <w:spacing w:after="160" w:before="0" w:line="276" w:lineRule="auto"/>
         <w:jc w:val="center"/>
         <w:rPr>
           <w:rFonts w:cs="Times New Roman"/>
@@ -133,53 +96,32 @@
         <w:rPr>
           <w:b/>
           <w:bCs/>
+          <w:sz w:val="24"/>
         </w:rPr>
         <w:t>REPORT</w:t>
       </w:r>
     </w:p>
     <w:p>
       <w:pPr>
-        <w:spacing w:after="80"/>
-        <w:jc w:val="center"/>
-        <w:rPr>
-          <w:rFonts w:cs="Times New Roman"/>
-          <w:b/>
-          <w:bCs/>
-          <w:sz w:val="26"/>
-        </w:rPr>
-      </w:pPr>
-    </w:p>
-    <w:p>
-      <w:pPr>
-        <w:spacing w:after="80"/>
+        <w:spacing w:after="160" w:before="840" w:line="276" w:lineRule="auto"/>
         <w:jc w:val="center"/>
         <w:rPr>
           <w:b/>
           <w:bCs/>
         </w:rPr>
       </w:pPr>
-    </w:p>
-    <w:p>
-      <w:pPr>
-        <w:spacing w:after="200"/>
+      <w:r>
         <w:rPr>
           <w:b/>
           <w:bCs/>
+          <w:sz w:val="24"/>
         </w:rPr>
-      </w:pPr>
-    </w:p>
-    <w:p>
-      <w:pPr>
-        <w:spacing w:after="200"/>
-        <w:rPr>
-          <w:b/>
-          <w:bCs/>
-        </w:rPr>
-      </w:pPr>
-    </w:p>
-    <w:p>
-      <w:pPr>
-        <w:spacing w:after="80"/>
+        <w:t>BY</w:t>
+      </w:r>
+    </w:p>
+    <w:p>
+      <w:pPr>
+        <w:spacing w:after="160" w:before="0" w:line="276" w:lineRule="auto"/>
         <w:jc w:val="center"/>
         <w:rPr>
           <w:b/>
@@ -190,13 +132,14 @@
         <w:rPr>
           <w:b/>
           <w:bCs/>
+          <w:sz w:val="24"/>
         </w:rPr>
-        <w:t>BY</w:t>
-      </w:r>
-    </w:p>
-    <w:p>
-      <w:pPr>
-        <w:spacing w:after="80"/>
+        <w:t>OKOH, ESTHER</w:t>
+      </w:r>
+    </w:p>
+    <w:p>
+      <w:pPr>
+        <w:spacing w:after="160" w:before="0" w:line="276" w:lineRule="auto"/>
         <w:jc w:val="center"/>
         <w:rPr>
           <w:b/>
@@ -207,13 +150,14 @@
         <w:rPr>
           <w:b/>
           <w:bCs/>
+          <w:sz w:val="24"/>
         </w:rPr>
-        <w:t>OKOH, ESTHER</w:t>
-      </w:r>
-    </w:p>
-    <w:p>
-      <w:pPr>
-        <w:spacing w:after="80"/>
+        <w:t>22/60235/UE</w:t>
+      </w:r>
+    </w:p>
+    <w:p>
+      <w:pPr>
+        <w:spacing w:before="960" w:after="160" w:line="276" w:lineRule="auto"/>
         <w:jc w:val="center"/>
         <w:rPr>
           <w:b/>
@@ -224,88 +168,34 @@
         <w:rPr>
           <w:b/>
           <w:bCs/>
+          <w:sz w:val="24"/>
         </w:rPr>
-        <w:t>22/60235/UE</w:t>
-      </w:r>
-    </w:p>
-    <w:p>
-      <w:pPr>
-        <w:spacing w:after="200"/>
+        <w:t>OCTOBER 2026</w:t>
+      </w:r>
+      <w:r>
         <w:rPr>
           <w:b/>
           <w:bCs/>
+          <w:sz w:val="24"/>
         </w:rPr>
-      </w:pPr>
-    </w:p>
-    <w:p>
-      <w:pPr>
-        <w:spacing w:after="200"/>
-        <w:rPr>
-          <w:b/>
-          <w:bCs/>
-        </w:rPr>
-      </w:pPr>
-    </w:p>
-    <w:p>
-      <w:pPr>
-        <w:spacing w:after="200"/>
-        <w:rPr>
-          <w:b/>
-          <w:bCs/>
-        </w:rPr>
-      </w:pPr>
-    </w:p>
-    <w:p>
-      <w:pPr>
-        <w:spacing w:after="200"/>
-        <w:rPr>
-          <w:b/>
-          <w:bCs/>
-        </w:rPr>
-      </w:pPr>
-    </w:p>
-    <w:p>
-      <w:pPr>
-        <w:spacing w:before="800" w:after="80"/>
-        <w:jc w:val="center"/>
-        <w:rPr>
-          <w:b/>
-          <w:bCs/>
-        </w:rPr>
-      </w:pPr>
-      <w:r>
-        <w:rPr>
-          <w:b/>
-          <w:bCs/>
-        </w:rPr>
-        <w:t>OCTOBER 2026</w:t>
-      </w:r>
-      <w:r>
-        <w:rPr>
-          <w:b/>
-          <w:bCs/>
-        </w:rPr>
-      </w:r>
-    </w:p>
-    <w:p>
-      <w:pPr>
-        <w:spacing w:after="0"/>
-        <w:rPr>
-          <w:b/>
-          <w:bCs/>
-        </w:rPr>
-      </w:pPr>
-      <w:r>
-        <w:rPr>
-          <w:b/>
-          <w:bCs/>
-        </w:rPr>
-        <w:br w:type="page"/>
-      </w:r>
-    </w:p>
-    <w:p>
-      <w:pPr>
-        <w:spacing w:after="80"/>
+      </w:r>
+    </w:p>
+    <w:p>
+      <w:pPr>
+        <w:sectPr>
+          <w:footerReference w:type="default" r:id="rId20"/>
+          <w:type w:val="nextPage"/>
+          <w:pgSz w:w="11906" w:h="16838"/>
+          <w:pgMar w:top="1247" w:right="1304" w:bottom="1247" w:left="1701" w:header="720" w:footer="720" w:gutter="0"/>
+          <w:cols w:space="720"/>
+          <w:docGrid w:linePitch="360"/>
+        </w:sectPr>
+      </w:pPr>
+    </w:p>
+    <w:p>
+      <w:pPr>
+        <w:pageBreakBefore w:val="0"/>
+        <w:spacing w:after="160" w:before="640" w:line="276" w:lineRule="auto"/>
         <w:jc w:val="center"/>
         <w:rPr>
           <w:rFonts w:cs="Times New Roman"/>
@@ -320,67 +210,14 @@
         <w:rPr>
           <w:b/>
           <w:bCs/>
+          <w:sz w:val="24"/>
         </w:rPr>
-        <w:lastRenderedPageBreak/>
         <w:t>STUDENTS INDUSTRIAL WORK EXPERIENCE SCHEME (SIWES) REPORT</w:t>
       </w:r>
     </w:p>
     <w:p>
       <w:pPr>
-        <w:spacing w:after="80"/>
-        <w:jc w:val="center"/>
-        <w:rPr>
-          <w:rFonts w:cs="Times New Roman"/>
-          <w:b/>
-          <w:bCs/>
-        </w:rPr>
-      </w:pPr>
-    </w:p>
-    <w:p>
-      <w:pPr>
-        <w:spacing w:after="80"/>
-        <w:jc w:val="center"/>
-        <w:rPr>
-          <w:rFonts w:cs="Times New Roman"/>
-          <w:b/>
-          <w:bCs/>
-        </w:rPr>
-      </w:pPr>
-    </w:p>
-    <w:p>
-      <w:pPr>
-        <w:spacing w:after="80"/>
-        <w:jc w:val="center"/>
-        <w:rPr>
-          <w:rFonts w:cs="Times New Roman"/>
-          <w:b/>
-          <w:bCs/>
-        </w:rPr>
-      </w:pPr>
-    </w:p>
-    <w:p>
-      <w:pPr>
-        <w:spacing w:after="80"/>
-        <w:jc w:val="center"/>
-        <w:rPr>
-          <w:b/>
-          <w:bCs/>
-        </w:rPr>
-      </w:pPr>
-    </w:p>
-    <w:p>
-      <w:pPr>
-        <w:spacing w:after="80"/>
-        <w:jc w:val="center"/>
-        <w:rPr>
-          <w:b/>
-          <w:bCs/>
-        </w:rPr>
-      </w:pPr>
-    </w:p>
-    <w:p>
-      <w:pPr>
-        <w:spacing w:after="80"/>
+        <w:spacing w:after="160" w:before="880" w:line="276" w:lineRule="auto"/>
         <w:jc w:val="center"/>
         <w:rPr>
           <w:b/>
@@ -393,13 +230,14 @@
         <w:rPr>
           <w:b/>
           <w:bCs/>
+          <w:sz w:val="24"/>
         </w:rPr>
         <w:t>BY</w:t>
       </w:r>
     </w:p>
     <w:p>
       <w:pPr>
-        <w:spacing w:after="80"/>
+        <w:spacing w:after="160" w:before="0" w:line="276" w:lineRule="auto"/>
         <w:jc w:val="center"/>
         <w:rPr>
           <w:b/>
@@ -412,13 +250,14 @@
         <w:rPr>
           <w:b/>
           <w:bCs/>
+          <w:sz w:val="24"/>
         </w:rPr>
         <w:t>OKOH, ESTHER</w:t>
       </w:r>
     </w:p>
     <w:p>
       <w:pPr>
-        <w:spacing w:after="80"/>
+        <w:spacing w:after="160" w:before="0" w:line="276" w:lineRule="auto"/>
         <w:jc w:val="center"/>
         <w:rPr>
           <w:b/>
@@ -431,49 +270,14 @@
         <w:rPr>
           <w:b/>
           <w:bCs/>
+          <w:sz w:val="24"/>
         </w:rPr>
         <w:t>22/60235/UE</w:t>
       </w:r>
     </w:p>
     <w:p>
       <w:pPr>
-        <w:spacing w:after="200"/>
-        <w:rPr>
-          <w:b/>
-          <w:bCs/>
-        </w:rPr>
-      </w:pPr>
-    </w:p>
-    <w:p>
-      <w:pPr>
-        <w:spacing w:after="200"/>
-        <w:rPr>
-          <w:b/>
-          <w:bCs/>
-        </w:rPr>
-      </w:pPr>
-    </w:p>
-    <w:p>
-      <w:pPr>
-        <w:spacing w:after="200"/>
-        <w:rPr>
-          <w:b/>
-          <w:bCs/>
-        </w:rPr>
-      </w:pPr>
-    </w:p>
-    <w:p>
-      <w:pPr>
-        <w:spacing w:after="200"/>
-        <w:rPr>
-          <w:b/>
-          <w:bCs/>
-        </w:rPr>
-      </w:pPr>
-    </w:p>
-    <w:p>
-      <w:pPr>
-        <w:spacing w:after="80"/>
+        <w:spacing w:after="160" w:before="900" w:line="276" w:lineRule="auto"/>
         <w:jc w:val="center"/>
         <w:rPr>
           <w:b/>
@@ -484,49 +288,14 @@
         <w:rPr>
           <w:b/>
           <w:bCs/>
+          <w:sz w:val="24"/>
         </w:rPr>
         <w:t>SUBMITTED TO THE DEPARTMENT OF SOCIAL AND ENVIRONMENTAL FORESTRY, COLLEGE OF FORESTRY AND FISHERIES, JOSEPH SARWUAN TARKA UNIVERSITY, MAKURDI, IN PARTIAL FULFILMENT OF THE REQUIREMENTS FOR THE AWARD OF B. FORESTRY (SOCIAL AND ENVIRONMENTAL FORESTRY) DEGREE.</w:t>
       </w:r>
     </w:p>
     <w:p>
       <w:pPr>
-        <w:spacing w:after="200"/>
-        <w:rPr>
-          <w:b/>
-          <w:bCs/>
-        </w:rPr>
-      </w:pPr>
-    </w:p>
-    <w:p>
-      <w:pPr>
-        <w:spacing w:after="200"/>
-        <w:rPr>
-          <w:b/>
-          <w:bCs/>
-        </w:rPr>
-      </w:pPr>
-    </w:p>
-    <w:p>
-      <w:pPr>
-        <w:spacing w:after="200"/>
-        <w:rPr>
-          <w:b/>
-          <w:bCs/>
-        </w:rPr>
-      </w:pPr>
-    </w:p>
-    <w:p>
-      <w:pPr>
-        <w:spacing w:after="200"/>
-        <w:rPr>
-          <w:b/>
-          <w:bCs/>
-        </w:rPr>
-      </w:pPr>
-    </w:p>
-    <w:p>
-      <w:pPr>
-        <w:spacing w:after="80"/>
+        <w:spacing w:after="160" w:before="880" w:line="276" w:lineRule="auto"/>
         <w:jc w:val="center"/>
         <w:rPr>
           <w:b/>
@@ -537,6 +306,7 @@
         <w:rPr>
           <w:b/>
           <w:bCs/>
+          <w:sz w:val="24"/>
         </w:rPr>
         <w:t>OCTOBER 2026</w:t>
       </w:r>
@@ -544,6 +314,7 @@
         <w:rPr>
           <w:b/>
           <w:bCs/>
+          <w:sz w:val="24"/>
         </w:rPr>
       </w:r>
     </w:p>
@@ -7620,6 +7391,7 @@
     <w:p>
       <w:pPr>
         <w:pStyle w:val="Heading1"/>
+        <w:pageBreakBefore/>
         <w:jc w:val="center"/>
       </w:pPr>
       <w:bookmarkStart w:id="7" w:name="_Toc244108761"/>
@@ -8515,9 +8287,8 @@
           <w:footerReference w:type="first" r:id="rId19"/>
           <w:pgSz w:w="11906" w:h="16838"/>
           <w:pgMar w:top="1247" w:right="1304" w:bottom="1247" w:left="1701" w:header="720" w:footer="720" w:gutter="0"/>
-          <w:pgNumType w:fmt="lowerRoman" w:start="0"/>
+          <w:pgNumType w:fmt="lowerRoman" w:start="1"/>
           <w:cols w:space="720"/>
-          <w:titlePg/>
           <w:docGrid w:linePitch="360"/>
         </w:sectPr>
       </w:pPr>
@@ -8658,152 +8429,9 @@
       <w:pPr>
         <w:pStyle w:val="Heading2"/>
       </w:pPr>
-      <w:bookmarkStart w:id="16" w:name="_Toc244108770"/>
-      <w:r>
-        <w:t>1.5 Functions of the Agencies</w:t>
-      </w:r>
-      <w:bookmarkEnd w:id="16"/>
-    </w:p>
-    <w:p>
-      <w:pPr>
-        <w:pStyle w:val="Heading3"/>
-      </w:pPr>
-      <w:bookmarkStart w:id="17" w:name="_Toc244108771"/>
-      <w:r>
-        <w:t>1.5.1 Federal Government of Nigeria</w:t>
-      </w:r>
-      <w:bookmarkEnd w:id="17"/>
-    </w:p>
-    <w:p>
-      <w:pPr>
-        <w:spacing w:after="80" w:line="360" w:lineRule="auto"/>
-        <w:jc w:val="both"/>
-      </w:pPr>
-      <w:r>
-        <w:t>The Federal Government releases the money for the scheme through the Ministry of Industry, Trade and Investment. It also makes it compulsory for ministries, companies and parastatals to accept students for attachment, as provided in the Industrial Training Fund Act of 1971 as amended.</w:t>
-      </w:r>
-    </w:p>
-    <w:p>
-      <w:pPr>
-        <w:pStyle w:val="Heading3"/>
-      </w:pPr>
-      <w:bookmarkStart w:id="18" w:name="_Toc244108772"/>
-      <w:r>
-        <w:t>1.5.2 The Industrial Training Fund</w:t>
-      </w:r>
-      <w:bookmarkEnd w:id="18"/>
-    </w:p>
-    <w:p>
-      <w:pPr>
-        <w:spacing w:after="80" w:line="360" w:lineRule="auto"/>
-        <w:jc w:val="both"/>
-      </w:pPr>
-      <w:r>
-        <w:t>The Fund makes the policies and guidelines for the scheme and sends them to the bodies, institutions and companies taking part. It organises orientation for students before attachment, receives and processes the master and placement lists through the supervising agencies, and supervises and monitors students while they are attached. It pays the supervisory and students' allowances by e-payment, provides insurance cover, and provides the logistics and materials needed to run the scheme. It also visits the agencies, institutions, employers and students; gives information on companies and helps in placement; organises the biennial SIWES national conference and review meetings; keeps reviewing and researching into the scheme; and vets, processes and verifies students' log books and the ITF form 8.</w:t>
-      </w:r>
-    </w:p>
-    <w:p>
-      <w:pPr>
-        <w:pStyle w:val="Heading3"/>
-      </w:pPr>
-      <w:bookmarkStart w:id="19" w:name="_Toc244108773"/>
-      <w:r>
-        <w:t>1.5.3 National Universities Commission</w:t>
-      </w:r>
-      <w:bookmarkEnd w:id="19"/>
-    </w:p>
-    <w:p>
-      <w:pPr>
-        <w:spacing w:after="80" w:line="360" w:lineRule="auto"/>
-        <w:jc w:val="both"/>
-      </w:pPr>
-      <w:r>
-        <w:t>The Commission makes sure the scheme is established and accredited in Nigerian universities, appoints full-time SIWES coordinators for them, approves the master and placement lists and forwards them to the Fund, works with the Fund on federal government policy, and keeps the national minimum academic standard for the university programmes that take part.</w:t>
-      </w:r>
-    </w:p>
-    <w:p>
-      <w:pPr>
-        <w:pStyle w:val="Heading3"/>
-      </w:pPr>
-      <w:bookmarkStart w:id="20" w:name="_Toc244108774"/>
-      <w:r>
-        <w:t>1.5.4 National Board for Technical Education</w:t>
-      </w:r>
-      <w:bookmarkEnd w:id="20"/>
-    </w:p>
-    <w:p>
-      <w:pPr>
-        <w:spacing w:after="80" w:line="360" w:lineRule="auto"/>
-        <w:jc w:val="both"/>
-      </w:pPr>
-      <w:r>
-        <w:t>The Board does the same work for polytechnics and other technical institutions. It sees to the establishment and accreditation of SIWES units, makes sure full-time coordinators are appointed, vets and approves the master and placement lists before sending them to the Fund, and works with the Fund on national policy.</w:t>
-      </w:r>
-    </w:p>
-    <w:p>
-      <w:pPr>
-        <w:pStyle w:val="Heading3"/>
-      </w:pPr>
-      <w:bookmarkStart w:id="21" w:name="_Toc244108775"/>
-      <w:r>
-        <w:t>1.5.5 National Commission for Colleges of Education</w:t>
-      </w:r>
-      <w:bookmarkEnd w:id="21"/>
-    </w:p>
-    <w:p>
-      <w:pPr>
-        <w:spacing w:after="80" w:line="360" w:lineRule="auto"/>
-        <w:jc w:val="both"/>
-      </w:pPr>
-      <w:r>
-        <w:t>The Commission handles the establishment and accreditation of SIWES units in colleges of education and makes sure full-time coordinators are appointed. It reviews and approves the master and placement lists before sending them to the Fund, and works with the Fund to see that federal government policy is applied in the colleges.</w:t>
-      </w:r>
-    </w:p>
-    <w:p>
-      <w:pPr>
-        <w:pStyle w:val="Heading3"/>
-      </w:pPr>
-      <w:bookmarkStart w:id="22" w:name="_Toc244108776"/>
-      <w:r>
-        <w:t>1.5.6 The Institutions</w:t>
-      </w:r>
-      <w:bookmarkEnd w:id="22"/>
-    </w:p>
-    <w:p>
-      <w:pPr>
-        <w:spacing w:after="80" w:line="360" w:lineRule="auto"/>
-        <w:jc w:val="both"/>
-      </w:pPr>
-      <w:r>
-        <w:t>The institution sets up a SIWES coordination unit with enough staff and money and with a separate account, and it takes the matriculation numbers, telephone numbers and bank details of students at registration. It submits the master and placement lists to the Fund not later than 31 March of each SIWES year, applies the approved job specifications to accredited courses and awards credit units following the federal minimum academic guidelines. It also supervises students where they are attached, signs their log books, and submits the completed ITF form 8 to the nearest office of the Fund.</w:t>
-      </w:r>
-    </w:p>
-    <w:p>
-      <w:pPr>
-        <w:pStyle w:val="Heading3"/>
-      </w:pPr>
-      <w:bookmarkStart w:id="23" w:name="_Toc244108777"/>
-      <w:r>
-        <w:t>1.5.7 Employers of Labour</w:t>
-      </w:r>
-      <w:bookmarkEnd w:id="23"/>
-    </w:p>
-    <w:p>
-      <w:pPr>
-        <w:spacing w:after="80" w:line="360" w:lineRule="auto"/>
-        <w:jc w:val="both"/>
-      </w:pPr>
-      <w:r>
-        <w:t>Employers work with the institutions to prepare job specifications, and accept students for attachment as the Act provides. They provide welfare such as medication and hospitalisation while the student is attached, take part in assessment by filling the ITF form 8 and the log books, allow students to use their facilities, and appoint an industry-based supervisor.</w:t>
-      </w:r>
-    </w:p>
-    <w:p>
-      <w:pPr>
-        <w:pStyle w:val="Heading2"/>
-      </w:pPr>
       <w:bookmarkStart w:id="24" w:name="_Toc244108778"/>
       <w:r>
-        <w:t>1.6 Objectives of SIWES</w:t>
+        <w:t>1.5 Objectives of SIWES</w:t>
       </w:r>
       <w:bookmarkEnd w:id="24"/>
     </w:p>
@@ -8900,7 +8528,7 @@
       </w:pPr>
       <w:bookmarkStart w:id="25" w:name="_Toc244108779"/>
       <w:r>
-        <w:t>1.7 Benefits of Industrial Training to Students</w:t>
+        <w:t>1.6 Benefits of Industrial Training to Students</w:t>
       </w:r>
       <w:bookmarkEnd w:id="25"/>
     </w:p>
@@ -19180,6 +18808,16 @@
 </file>
 
 <file path=word/footer3.xml><?xml version="1.0" encoding="utf-8"?>
+<w:ftr xmlns:m="http://schemas.openxmlformats.org/officeDocument/2006/math" xmlns:mc="http://schemas.openxmlformats.org/markup-compatibility/2006" xmlns:mo="http://schemas.microsoft.com/office/mac/office/2008/main" xmlns:mv="urn:schemas-microsoft-com:mac:vml" xmlns:o="urn:schemas-microsoft-com:office:office" xmlns:r="http://schemas.openxmlformats.org/officeDocument/2006/relationships" xmlns:v="urn:schemas-microsoft-com:vml" xmlns:w10="urn:schemas-microsoft-com:office:word" xmlns:w14="http://schemas.microsoft.com/office/word/2010/wordml" xmlns:w="http://schemas.openxmlformats.org/wordprocessingml/2006/main" xmlns:wne="http://schemas.microsoft.com/office/word/2006/wordml" xmlns:wp14="http://schemas.microsoft.com/office/word/2010/wordprocessingDrawing" xmlns:wp="http://schemas.openxmlformats.org/drawingml/2006/wordprocessingDrawing" xmlns:wpc="http://schemas.microsoft.com/office/word/2010/wordprocessingCanvas" xmlns:wpg="http://schemas.microsoft.com/office/word/2010/wordprocessingGroup" xmlns:wpi="http://schemas.microsoft.com/office/word/2010/wordprocessingInk" xmlns:wps="http://schemas.microsoft.com/office/word/2010/wordprocessingShape" mc:Ignorable="w14 wp14">
+  <w:p>
+    <w:pPr>
+      <w:pStyle w:val="Footer"/>
+    </w:pPr>
+  </w:p>
+</w:ftr>
+</file>
+
+<file path=word/footer4.xml><?xml version="1.0" encoding="utf-8"?>
 <w:ftr xmlns:m="http://schemas.openxmlformats.org/officeDocument/2006/math" xmlns:mc="http://schemas.openxmlformats.org/markup-compatibility/2006" xmlns:mo="http://schemas.microsoft.com/office/mac/office/2008/main" xmlns:mv="urn:schemas-microsoft-com:mac:vml" xmlns:o="urn:schemas-microsoft-com:office:office" xmlns:r="http://schemas.openxmlformats.org/officeDocument/2006/relationships" xmlns:v="urn:schemas-microsoft-com:vml" xmlns:w10="urn:schemas-microsoft-com:office:word" xmlns:w14="http://schemas.microsoft.com/office/word/2010/wordml" xmlns:w="http://schemas.openxmlformats.org/wordprocessingml/2006/main" xmlns:wne="http://schemas.microsoft.com/office/word/2006/wordml" xmlns:wp14="http://schemas.microsoft.com/office/word/2010/wordprocessingDrawing" xmlns:wp="http://schemas.openxmlformats.org/drawingml/2006/wordprocessingDrawing" xmlns:wpc="http://schemas.microsoft.com/office/word/2010/wordprocessingCanvas" xmlns:wpg="http://schemas.microsoft.com/office/word/2010/wordprocessingGroup" xmlns:wpi="http://schemas.microsoft.com/office/word/2010/wordprocessingInk" xmlns:wps="http://schemas.microsoft.com/office/word/2010/wordprocessingShape" mc:Ignorable="w14 wp14">
   <w:p>
     <w:pPr>

--- a/NEW/SIWES_Report_OKOH_ESTHER.docx
+++ b/NEW/SIWES_Report_OKOH_ESTHER.docx
@@ -4,7 +4,7 @@
   <w:body>
     <w:p>
       <w:pPr>
-        <w:spacing w:after="160" w:before="0" w:line="276" w:lineRule="auto"/>
+        <w:spacing w:after="40"/>
         <w:jc w:val="center"/>
         <w:rPr>
           <w:b/>
@@ -17,14 +17,13 @@
         <w:rPr>
           <w:b/>
           <w:bCs/>
-          <w:sz w:val="24"/>
         </w:rPr>
         <w:t>JOSEPH SARWUAN TARKA UNIVERSITY, MAKURDI</w:t>
       </w:r>
     </w:p>
     <w:p>
       <w:pPr>
-        <w:spacing w:after="160" w:before="0" w:line="276" w:lineRule="auto"/>
+        <w:spacing w:after="40"/>
         <w:jc w:val="center"/>
         <w:rPr>
           <w:b/>
@@ -37,14 +36,13 @@
         <w:rPr>
           <w:b/>
           <w:bCs/>
-          <w:sz w:val="24"/>
         </w:rPr>
         <w:t>COLLEGE OF FORESTRY AND FISHERIES</w:t>
       </w:r>
     </w:p>
     <w:p>
       <w:pPr>
-        <w:spacing w:after="160" w:before="0" w:line="276" w:lineRule="auto"/>
+        <w:spacing w:after="40"/>
         <w:jc w:val="center"/>
         <w:rPr>
           <w:rFonts w:cs="Times New Roman"/>
@@ -58,32 +56,71 @@
         <w:rPr>
           <w:b/>
           <w:bCs/>
-          <w:sz w:val="24"/>
         </w:rPr>
         <w:t>DEPARTMENT OF SOCIAL AND ENVIRONMENTAL FORESTRY</w:t>
       </w:r>
     </w:p>
     <w:p>
       <w:pPr>
-        <w:spacing w:before="1080" w:after="160" w:line="276" w:lineRule="auto"/>
+        <w:spacing w:after="40"/>
+        <w:jc w:val="center"/>
+        <w:rPr>
+          <w:rFonts w:cs="Times New Roman"/>
+          <w:b/>
+          <w:bCs/>
+        </w:rPr>
+      </w:pPr>
+    </w:p>
+    <w:p>
+      <w:pPr>
+        <w:spacing w:after="40"/>
         <w:jc w:val="center"/>
         <w:rPr>
           <w:b/>
           <w:bCs/>
         </w:rPr>
       </w:pPr>
-      <w:r>
+    </w:p>
+    <w:p>
+      <w:pPr>
+        <w:spacing w:after="40"/>
+        <w:jc w:val="center"/>
         <w:rPr>
           <w:b/>
           <w:bCs/>
-          <w:sz w:val="24"/>
+        </w:rPr>
+      </w:pPr>
+    </w:p>
+    <w:p>
+      <w:pPr>
+        <w:spacing w:after="40"/>
+        <w:jc w:val="center"/>
+        <w:rPr>
+          <w:b/>
+          <w:bCs/>
+        </w:rPr>
+      </w:pPr>
+    </w:p>
+    <w:p>
+      <w:pPr>
+        <w:spacing w:before="600" w:after="200"/>
+        <w:jc w:val="center"/>
+        <w:rPr>
+          <w:b/>
+          <w:bCs/>
+        </w:rPr>
+      </w:pPr>
+      <w:r>
+        <w:rPr>
+          <w:b/>
+          <w:bCs/>
         </w:rPr>
         <w:t>STUDENTS INDUSTRIAL WORK EXPERIENCE SCHEME (SIWES)</w:t>
       </w:r>
     </w:p>
     <w:p>
       <w:pPr>
-        <w:spacing w:after="160" w:before="0" w:line="276" w:lineRule="auto"/>
+        <w:spacing w:after="80"/>
         <w:jc w:val="center"/>
         <w:rPr>
           <w:rFonts w:cs="Times New Roman"/>
@@ -96,32 +133,53 @@
         <w:rPr>
           <w:b/>
           <w:bCs/>
-          <w:sz w:val="24"/>
         </w:rPr>
         <w:t>REPORT</w:t>
       </w:r>
     </w:p>
     <w:p>
       <w:pPr>
-        <w:spacing w:after="160" w:before="840" w:line="276" w:lineRule="auto"/>
+        <w:spacing w:after="80"/>
+        <w:jc w:val="center"/>
+        <w:rPr>
+          <w:rFonts w:cs="Times New Roman"/>
+          <w:b/>
+          <w:bCs/>
+          <w:sz w:val="26"/>
+        </w:rPr>
+      </w:pPr>
+    </w:p>
+    <w:p>
+      <w:pPr>
+        <w:spacing w:after="80"/>
         <w:jc w:val="center"/>
         <w:rPr>
           <w:b/>
           <w:bCs/>
         </w:rPr>
       </w:pPr>
-      <w:r>
+    </w:p>
+    <w:p>
+      <w:pPr>
+        <w:spacing w:after="200"/>
         <w:rPr>
           <w:b/>
           <w:bCs/>
-          <w:sz w:val="24"/>
         </w:rPr>
-        <w:t>BY</w:t>
-      </w:r>
-    </w:p>
-    <w:p>
-      <w:pPr>
-        <w:spacing w:after="160" w:before="0" w:line="276" w:lineRule="auto"/>
+      </w:pPr>
+    </w:p>
+    <w:p>
+      <w:pPr>
+        <w:spacing w:after="200"/>
+        <w:rPr>
+          <w:b/>
+          <w:bCs/>
+        </w:rPr>
+      </w:pPr>
+    </w:p>
+    <w:p>
+      <w:pPr>
+        <w:spacing w:after="80"/>
         <w:jc w:val="center"/>
         <w:rPr>
           <w:b/>
@@ -132,14 +190,13 @@
         <w:rPr>
           <w:b/>
           <w:bCs/>
-          <w:sz w:val="24"/>
         </w:rPr>
-        <w:t>OKOH, ESTHER</w:t>
-      </w:r>
-    </w:p>
-    <w:p>
-      <w:pPr>
-        <w:spacing w:after="160" w:before="0" w:line="276" w:lineRule="auto"/>
+        <w:t>BY</w:t>
+      </w:r>
+    </w:p>
+    <w:p>
+      <w:pPr>
+        <w:spacing w:after="80"/>
         <w:jc w:val="center"/>
         <w:rPr>
           <w:b/>
@@ -150,14 +207,13 @@
         <w:rPr>
           <w:b/>
           <w:bCs/>
-          <w:sz w:val="24"/>
         </w:rPr>
-        <w:t>22/60235/UE</w:t>
-      </w:r>
-    </w:p>
-    <w:p>
-      <w:pPr>
-        <w:spacing w:before="960" w:after="160" w:line="276" w:lineRule="auto"/>
+        <w:t>OKOH, ESTHER</w:t>
+      </w:r>
+    </w:p>
+    <w:p>
+      <w:pPr>
+        <w:spacing w:after="80"/>
         <w:jc w:val="center"/>
         <w:rPr>
           <w:b/>
@@ -168,34 +224,89 @@
         <w:rPr>
           <w:b/>
           <w:bCs/>
-          <w:sz w:val="24"/>
         </w:rPr>
-        <w:t>OCTOBER 2026</w:t>
-      </w:r>
-      <w:r>
+        <w:t>22/60235/UE</w:t>
+      </w:r>
+    </w:p>
+    <w:p>
+      <w:pPr>
+        <w:spacing w:after="200"/>
         <w:rPr>
           <w:b/>
           <w:bCs/>
-          <w:sz w:val="24"/>
         </w:rPr>
-      </w:r>
-    </w:p>
-    <w:p>
-      <w:pPr>
-        <w:sectPr>
-          <w:footerReference w:type="default" r:id="rId20"/>
-          <w:type w:val="nextPage"/>
-          <w:pgSz w:w="11906" w:h="16838"/>
-          <w:pgMar w:top="1247" w:right="1304" w:bottom="1247" w:left="1701" w:header="720" w:footer="720" w:gutter="0"/>
-          <w:cols w:space="720"/>
-          <w:docGrid w:linePitch="360"/>
-        </w:sectPr>
-      </w:pPr>
-    </w:p>
-    <w:p>
-      <w:pPr>
-        <w:pageBreakBefore w:val="0"/>
-        <w:spacing w:after="160" w:before="640" w:line="276" w:lineRule="auto"/>
+      </w:pPr>
+    </w:p>
+    <w:p>
+      <w:pPr>
+        <w:spacing w:after="200"/>
+        <w:rPr>
+          <w:b/>
+          <w:bCs/>
+        </w:rPr>
+      </w:pPr>
+    </w:p>
+    <w:p>
+      <w:pPr>
+        <w:spacing w:after="200"/>
+        <w:rPr>
+          <w:b/>
+          <w:bCs/>
+        </w:rPr>
+      </w:pPr>
+    </w:p>
+    <w:p>
+      <w:pPr>
+        <w:spacing w:after="200"/>
+        <w:rPr>
+          <w:b/>
+          <w:bCs/>
+        </w:rPr>
+      </w:pPr>
+    </w:p>
+    <w:p>
+      <w:pPr>
+        <w:spacing w:before="800" w:after="80"/>
+        <w:jc w:val="center"/>
+        <w:rPr>
+          <w:b/>
+          <w:bCs/>
+        </w:rPr>
+      </w:pPr>
+      <w:r>
+        <w:rPr>
+          <w:b/>
+          <w:bCs/>
+        </w:rPr>
+        <w:t>NOVEMBER</w:t>
+      </w:r>
+      <w:r>
+        <w:rPr>
+          <w:b/>
+          <w:bCs/>
+        </w:rPr>
+        <w:t xml:space="preserve"> 2026</w:t>
+      </w:r>
+    </w:p>
+    <w:p>
+      <w:pPr>
+        <w:spacing w:after="0"/>
+        <w:rPr>
+          <w:b/>
+          <w:bCs/>
+        </w:rPr>
+      </w:pPr>
+      <w:r>
+        <w:rPr>
+          <w:b/>
+          <w:bCs/>
+        </w:rPr>
+        <w:br w:type="page"/>
+      </w:r>
+    </w:p>
+    <w:p>
+      <w:pPr>
+        <w:spacing w:after="80"/>
         <w:jc w:val="center"/>
         <w:rPr>
           <w:rFonts w:cs="Times New Roman"/>
@@ -205,19 +316,71 @@
           <w:szCs w:val="28"/>
         </w:rPr>
       </w:pPr>
-      <w:fldSimple w:instr=" TC &quot;TITLE PAGE&quot; \f t \l 1 "/>
       <w:r>
         <w:rPr>
           <w:b/>
           <w:bCs/>
-          <w:sz w:val="24"/>
         </w:rPr>
+        <w:lastRenderedPageBreak/>
         <w:t>STUDENTS INDUSTRIAL WORK EXPERIENCE SCHEME (SIWES) REPORT</w:t>
       </w:r>
     </w:p>
     <w:p>
       <w:pPr>
-        <w:spacing w:after="160" w:before="880" w:line="276" w:lineRule="auto"/>
+        <w:spacing w:after="80"/>
+        <w:jc w:val="center"/>
+        <w:rPr>
+          <w:rFonts w:cs="Times New Roman"/>
+          <w:b/>
+          <w:bCs/>
+        </w:rPr>
+      </w:pPr>
+    </w:p>
+    <w:p>
+      <w:pPr>
+        <w:spacing w:after="80"/>
+        <w:jc w:val="center"/>
+        <w:rPr>
+          <w:rFonts w:cs="Times New Roman"/>
+          <w:b/>
+          <w:bCs/>
+        </w:rPr>
+      </w:pPr>
+    </w:p>
+    <w:p>
+      <w:pPr>
+        <w:spacing w:after="80"/>
+        <w:jc w:val="center"/>
+        <w:rPr>
+          <w:rFonts w:cs="Times New Roman"/>
+          <w:b/>
+          <w:bCs/>
+        </w:rPr>
+      </w:pPr>
+    </w:p>
+    <w:p>
+      <w:pPr>
+        <w:spacing w:after="80"/>
+        <w:jc w:val="center"/>
+        <w:rPr>
+          <w:b/>
+          <w:bCs/>
+        </w:rPr>
+      </w:pPr>
+    </w:p>
+    <w:p>
+      <w:pPr>
+        <w:spacing w:after="80"/>
+        <w:jc w:val="center"/>
+        <w:rPr>
+          <w:b/>
+          <w:bCs/>
+        </w:rPr>
+      </w:pPr>
+    </w:p>
+    <w:p>
+      <w:pPr>
+        <w:spacing w:after="80"/>
         <w:jc w:val="center"/>
         <w:rPr>
           <w:b/>
@@ -230,14 +393,13 @@
         <w:rPr>
           <w:b/>
           <w:bCs/>
-          <w:sz w:val="24"/>
         </w:rPr>
         <w:t>BY</w:t>
       </w:r>
     </w:p>
     <w:p>
       <w:pPr>
-        <w:spacing w:after="160" w:before="0" w:line="276" w:lineRule="auto"/>
+        <w:spacing w:after="80"/>
         <w:jc w:val="center"/>
         <w:rPr>
           <w:b/>
@@ -250,14 +412,13 @@
         <w:rPr>
           <w:b/>
           <w:bCs/>
-          <w:sz w:val="24"/>
         </w:rPr>
         <w:t>OKOH, ESTHER</w:t>
       </w:r>
     </w:p>
     <w:p>
       <w:pPr>
-        <w:spacing w:after="160" w:before="0" w:line="276" w:lineRule="auto"/>
+        <w:spacing w:after="80"/>
         <w:jc w:val="center"/>
         <w:rPr>
           <w:b/>
@@ -270,14 +431,49 @@
         <w:rPr>
           <w:b/>
           <w:bCs/>
-          <w:sz w:val="24"/>
         </w:rPr>
         <w:t>22/60235/UE</w:t>
       </w:r>
     </w:p>
     <w:p>
       <w:pPr>
-        <w:spacing w:after="160" w:before="900" w:line="276" w:lineRule="auto"/>
+        <w:spacing w:after="200"/>
+        <w:rPr>
+          <w:b/>
+          <w:bCs/>
+        </w:rPr>
+      </w:pPr>
+    </w:p>
+    <w:p>
+      <w:pPr>
+        <w:spacing w:after="200"/>
+        <w:rPr>
+          <w:b/>
+          <w:bCs/>
+        </w:rPr>
+      </w:pPr>
+    </w:p>
+    <w:p>
+      <w:pPr>
+        <w:spacing w:after="200"/>
+        <w:rPr>
+          <w:b/>
+          <w:bCs/>
+        </w:rPr>
+      </w:pPr>
+    </w:p>
+    <w:p>
+      <w:pPr>
+        <w:spacing w:after="200"/>
+        <w:rPr>
+          <w:b/>
+          <w:bCs/>
+        </w:rPr>
+      </w:pPr>
+    </w:p>
+    <w:p>
+      <w:pPr>
+        <w:spacing w:after="80"/>
         <w:jc w:val="center"/>
         <w:rPr>
           <w:b/>
@@ -288,14 +484,49 @@
         <w:rPr>
           <w:b/>
           <w:bCs/>
-          <w:sz w:val="24"/>
         </w:rPr>
         <w:t>SUBMITTED TO THE DEPARTMENT OF SOCIAL AND ENVIRONMENTAL FORESTRY, COLLEGE OF FORESTRY AND FISHERIES, JOSEPH SARWUAN TARKA UNIVERSITY, MAKURDI, IN PARTIAL FULFILMENT OF THE REQUIREMENTS FOR THE AWARD OF B. FORESTRY (SOCIAL AND ENVIRONMENTAL FORESTRY) DEGREE.</w:t>
       </w:r>
     </w:p>
     <w:p>
       <w:pPr>
-        <w:spacing w:after="160" w:before="880" w:line="276" w:lineRule="auto"/>
+        <w:spacing w:after="200"/>
+        <w:rPr>
+          <w:b/>
+          <w:bCs/>
+        </w:rPr>
+      </w:pPr>
+    </w:p>
+    <w:p>
+      <w:pPr>
+        <w:spacing w:after="200"/>
+        <w:rPr>
+          <w:b/>
+          <w:bCs/>
+        </w:rPr>
+      </w:pPr>
+    </w:p>
+    <w:p>
+      <w:pPr>
+        <w:spacing w:after="200"/>
+        <w:rPr>
+          <w:b/>
+          <w:bCs/>
+        </w:rPr>
+      </w:pPr>
+    </w:p>
+    <w:p>
+      <w:pPr>
+        <w:spacing w:after="200"/>
+        <w:rPr>
+          <w:b/>
+          <w:bCs/>
+        </w:rPr>
+      </w:pPr>
+    </w:p>
+    <w:p>
+      <w:pPr>
+        <w:spacing w:after="80"/>
         <w:jc w:val="center"/>
         <w:rPr>
           <w:b/>
@@ -306,16 +537,15 @@
         <w:rPr>
           <w:b/>
           <w:bCs/>
-          <w:sz w:val="24"/>
         </w:rPr>
-        <w:t>OCTOBER 2026</w:t>
+        <w:t>NOVEMBER</w:t>
       </w:r>
       <w:r>
         <w:rPr>
           <w:b/>
           <w:bCs/>
-          <w:sz w:val="24"/>
         </w:rPr>
+        <w:t xml:space="preserve"> 2026</w:t>
       </w:r>
     </w:p>
     <w:p>
@@ -565,7 +795,7 @@
         <w:jc w:val="both"/>
       </w:pPr>
       <w:r>
-        <w:t>I thank the management and the staff of Ultra Modern Timber Market, Makurdi, for receiving us and for the patience with which the sawyers and the timber sellers explained their work to us. I thank the manager and staff of EL Moringa Investment Resources, Igbor, Gwer East, for the chance to visit the sawmill in October 2026, and Mr Agbebee Joseph, the wood technologist, who explained the machines, the blade repairs and the timber species to us. I also thank the officers and rangers of Cross River National Park for the drilling, the teaching on the park and the botanical walk.</w:t>
+        <w:t>I thank the management and the staff of Ultra Modern Timber Market, Makurdi, for receiving us and for the patience with which the sawyers and the timber sellers explained their work to us. I thank the manager and staff of EL Moringa Investment Resources, Igbor, Gwer East, for the chance to visit the sawmill on 21 October 2026, and Mr Agbebee Joseph, the wood technologist, who explained the machines, the blade repairs and the timber species to us. I also thank the officers and rangers of Cross River National Park for the drilling, the teaching on the park and the botanical walk.</w:t>
       </w:r>
     </w:p>
     <w:p>
@@ -598,11 +828,10 @@
     </w:p>
     <w:p>
       <w:pPr>
-        <w:spacing w:line="240" w:lineRule="auto"/>
         <w:jc w:val="both"/>
       </w:pPr>
       <w:r>
-        <w:t>This report is on the Students Industrial Work Experience Scheme attachment carried out from June to October 2026. The training was done to connect what was learnt in class with the real work of forestry and wood processing, and to fulfil the practical requirement for the award of B. Forestry (Social and Environmental Forestry) degree. Six course areas were covered. Forest operations were done at the forestry nursery of the College, where beds were prepared, a potting mixture of four parts topsoil, one part manure and one part river sand was used, and wildlings and seeds were raised. Museum and herbarium techniques were done at the laboratory, where a rabbit was taxidermised, and at Cross River National Park, where plants were identified and pressed. A wildlife ecological survey was done at the park, using a transect and a sample plot. Aerial and ground survey was learnt through remote sensing and the geographic information system. Sawmilling and wood seasoning were studied at the market and at a sawmill at Igbor, where machines, blade repair, wood species and the Certificate of Hammering were examined. Park interpretation, drill, fire safety, ballistics, marksmanship, sanitation, ecotourism and botanical rambling were also covered at the park. The main experiences gained were nursery practice, specimen preparation, survey work, timber conversion, seasoning and preservation, and the reading of forestry documents. It was concluded that practical work, and not more theory, is what closes the gap between the classroom and the field. It is recommended that the market keep a written register of timber received, that students be taken round the units of the market in a fixed order, and that the College fix the field visits at the beginning of each session so that practicals follow the lectures.</w:t>
+        <w:t>This report is on the Students Industrial Work Experience Scheme attachment carried out at from 15 June to 23 November 2026, a period of five months and eight days. The training was done to connect what was learnt in class with the real work of forestry and wood processing, and to fulfil the practical requirement for the award of B. Forestry (Social and Environmental Forestry) degree. Six course areas were covered. Forest operations were done at the forestry nursery of the College, where beds were prepared, a potting mixture of four parts topsoil, one part manure and one part river sand was used, and wildlings and seeds were raised. Museum and herbarium techniques were done at the laboratory, where a rabbit was taxidermized, and at Cross River National Park, where plants were identified and pressed. A wildlife ecological survey was done at the park, using a transect and a sample plot. Aerial and ground survey was learnt through remote sensing and the geographic information system. Sawmilling and wood seasoning were studied at the market and at a sawmill at Igbor, where machines, blade repair, wood species and the Certificate of Hammering were examined. Park interpretation, drill, fire safety, ballistics, marksmanship, sanitation, ecotourism and botanical rambling were also covered at the park. The main experiences gained were nursery practice, specimen preparation, survey work, timber conversion, seasoning and preservation, and the reading of forestry documents. It was concluded that practical work, and not more theory, is what closes the gap between the classroom and the field. It is recommended that the market keep a written register of timber received, that students be taken round the units of the market in a fixed order, and that the College fix the field visits at the beginning of each session so that practicals follow the lectures.</w:t>
       </w:r>
     </w:p>
     <w:p>
@@ -673,7 +902,7 @@
             <w:fldChar w:fldCharType="begin"/>
           </w:r>
           <w:r>
-            <w:instrText xml:space="preserve"> TOC \o "1-3" \h \z \u \f t </w:instrText>
+            <w:instrText xml:space="preserve"> TOC \o "1-3" \h \z \u </w:instrText>
           </w:r>
           <w:r>
             <w:fldChar w:fldCharType="separate"/>
@@ -7048,7 +7277,6 @@
     <w:p>
       <w:pPr>
         <w:pStyle w:val="TableofFigures"/>
-        <w:keepNext/>
         <w:tabs>
           <w:tab w:val="right" w:leader="dot" w:pos="8891"/>
         </w:tabs>
@@ -7057,14 +7285,12 @@
         </w:rPr>
       </w:pPr>
       <w:r>
-        <w:t>Table 1: Operational units of Ultra Modern Timber Market, Makurdi, and their functions</w:t>
+        <w:t>Table 1:  Operational units of Ultra Modern Timber Market, Makurdi, and their functions</w:t>
+      </w:r>
+      <w:r>
         <w:tab/>
-      </w:r>
-      <w:fldSimple w:instr=" PAGEREF arena_table_1 \h " w:dirty="true">
-        <w:r>
-          <w:t>?</w:t>
-        </w:r>
-      </w:fldSimple>
+        <w:t>5</w:t>
+      </w:r>
     </w:p>
     <w:p>
       <w:pPr>
@@ -7077,14 +7303,12 @@
         </w:rPr>
       </w:pPr>
       <w:r>
-        <w:t>Table 2: Tools, technologies and methods in which instruction was received</w:t>
+        <w:t>Table 2 : Tools, technologies and methods in which instruction was received</w:t>
+      </w:r>
+      <w:r>
         <w:tab/>
-      </w:r>
-      <w:fldSimple w:instr=" PAGEREF arena_table_2 \h " w:dirty="true">
-        <w:r>
-          <w:t>?</w:t>
-        </w:r>
-      </w:fldSimple>
+        <w:t>9</w:t>
+      </w:r>
     </w:p>
     <w:p>
       <w:pPr>
@@ -7097,14 +7321,12 @@
         </w:rPr>
       </w:pPr>
       <w:r>
-        <w:t>Table 3: Tools used in forest operations at the JOSTUM forestry nursery and their functions</w:t>
+        <w:t>Table 3 : Tools used in forest operations at the JOSTUM forestry nursery and their functions</w:t>
+      </w:r>
+      <w:r>
         <w:tab/>
-      </w:r>
-      <w:fldSimple w:instr=" PAGEREF arena_table_3 \h " w:dirty="true">
-        <w:r>
-          <w:t>?</w:t>
-        </w:r>
-      </w:fldSimple>
+        <w:t>12</w:t>
+      </w:r>
     </w:p>
     <w:p>
       <w:pPr>
@@ -7117,14 +7339,12 @@
         </w:rPr>
       </w:pPr>
       <w:r>
-        <w:t>Table 4:  Particulars recorded for the specimen taxidermised at the Wildlife and Range Management Laboratory</w:t>
+        <w:t>Table 4 : Particulars recorded for the specimen taxidermized at the Wildlife and Range Management Laboratory</w:t>
+      </w:r>
+      <w:r>
         <w:tab/>
-      </w:r>
-      <w:fldSimple w:instr=" PAGEREF arena_table_4 \h " w:dirty="true">
-        <w:r>
-          <w:t>?</w:t>
-        </w:r>
-      </w:fldSimple>
+        <w:t>14</w:t>
+      </w:r>
     </w:p>
     <w:p>
       <w:pPr>
@@ -7137,14 +7357,12 @@
         </w:rPr>
       </w:pPr>
       <w:r>
-        <w:t>Table 5: Materials and equipment used in the taxidermy practical</w:t>
+        <w:t>Table 5 : Materials and equipment used in the taxidermy practical</w:t>
+      </w:r>
+      <w:r>
         <w:tab/>
-      </w:r>
-      <w:fldSimple w:instr=" PAGEREF arena_table_5 \h " w:dirty="true">
-        <w:r>
-          <w:t>?</w:t>
-        </w:r>
-      </w:fldSimple>
+        <w:t>15</w:t>
+      </w:r>
     </w:p>
     <w:p>
       <w:pPr>
@@ -7157,35 +7375,12 @@
         </w:rPr>
       </w:pPr>
       <w:r>
-        <w:t>Table 6: Main plant species collected, identified and pressed during the herbarium practical</w:t>
+        <w:t>Table 6 : Main plant species collected, identified and pressed during the herbarium practical</w:t>
+      </w:r>
+      <w:r>
         <w:tab/>
-      </w:r>
-      <w:fldSimple w:instr=" PAGEREF arena_table_6 \h " w:dirty="true">
-        <w:r>
-          <w:t>?</w:t>
-        </w:r>
-      </w:fldSimple>
-    </w:p>
-    <w:p>
-      <w:pPr>
-        <w:pStyle w:val="TableofFigures"/>
-        <w:keepNext/>
-        <w:tabs>
-          <w:tab w:val="right" w:leader="dot" w:pos="8891"/>
-        </w:tabs>
-        <w:rPr>
-          <w:noProof/>
-        </w:rPr>
-      </w:pPr>
-      <w:r>
-        <w:t>Table 7: Coordinates of the corners of the sample plot established for the ecological survey (Cross River National Park; WGS84, decimal degrees; approximately 20 m × 20 m, 400 m²)</w:t>
-        <w:tab/>
-      </w:r>
-      <w:fldSimple w:instr=" PAGEREF arena_table_7 \h " w:dirty="true">
-        <w:r>
-          <w:t>?</w:t>
-        </w:r>
-      </w:fldSimple>
+        <w:t>17</w:t>
+      </w:r>
     </w:p>
     <w:p>
       <w:pPr>
@@ -7198,14 +7393,12 @@
         </w:rPr>
       </w:pPr>
       <w:r>
-        <w:t>Table 8: Remote sensing platforms and sensors studied during the course</w:t>
+        <w:t>Table 7: Coordinates of the corners of the sample plot established for the ecological survey</w:t>
+      </w:r>
+      <w:r>
         <w:tab/>
-      </w:r>
-      <w:fldSimple w:instr=" PAGEREF arena_table_8 \h " w:dirty="true">
-        <w:r>
-          <w:t>?</w:t>
-        </w:r>
-      </w:fldSimple>
+        <w:t>18</w:t>
+      </w:r>
     </w:p>
     <w:p>
       <w:pPr>
@@ -7218,14 +7411,12 @@
         </w:rPr>
       </w:pPr>
       <w:r>
-        <w:t>Table 9: Comparison of the vector and raster data models in a geographic information system</w:t>
+        <w:t>Table 8 : Remote sensing platforms and sensors studied during the course</w:t>
+      </w:r>
+      <w:r>
         <w:tab/>
-      </w:r>
-      <w:fldSimple w:instr=" PAGEREF arena_table_9 \h " w:dirty="true">
-        <w:r>
-          <w:t>?</w:t>
-        </w:r>
-      </w:fldSimple>
+        <w:t>20</w:t>
+      </w:r>
     </w:p>
     <w:p>
       <w:pPr>
@@ -7238,35 +7429,12 @@
         </w:rPr>
       </w:pPr>
       <w:r>
-        <w:t>Table 10: Machines and machine parts examined at EL Moringa Investment Resources, Igbor</w:t>
+        <w:t>Table 9 : Comparison of the vector and raster data models in a geographic information system</w:t>
+      </w:r>
+      <w:r>
         <w:tab/>
-      </w:r>
-      <w:fldSimple w:instr=" PAGEREF arena_table_10 \h " w:dirty="true">
-        <w:r>
-          <w:t>?</w:t>
-        </w:r>
-      </w:fldSimple>
-    </w:p>
-    <w:p>
-      <w:pPr>
-        <w:pStyle w:val="TableofFigures"/>
-        <w:keepNext/>
-        <w:tabs>
-          <w:tab w:val="right" w:leader="dot" w:pos="8891"/>
-        </w:tabs>
-        <w:rPr>
-          <w:noProof/>
-        </w:rPr>
-      </w:pPr>
-      <w:r>
-        <w:t>Table 11: Machine faults and the safety precautions given at the sawmill</w:t>
-        <w:tab/>
-      </w:r>
-      <w:fldSimple w:instr=" PAGEREF arena_table_11 \h " w:dirty="true">
-        <w:r>
-          <w:t>?</w:t>
-        </w:r>
-      </w:fldSimple>
+        <w:t>22</w:t>
+      </w:r>
     </w:p>
     <w:p>
       <w:pPr>
@@ -7279,35 +7447,12 @@
         </w:rPr>
       </w:pPr>
       <w:r>
-        <w:t>Table 12: Wood species identified at EL Moringa Investment Resources, Igbor, and their characters</w:t>
+        <w:t>Table 10 :  Machines and machine parts examined at EL Moringa Investment Resources, Igbor</w:t>
+      </w:r>
+      <w:r>
         <w:tab/>
-      </w:r>
-      <w:fldSimple w:instr=" PAGEREF arena_table_12 \h " w:dirty="true">
-        <w:r>
-          <w:t>?</w:t>
-        </w:r>
-      </w:fldSimple>
-    </w:p>
-    <w:p>
-      <w:pPr>
-        <w:pStyle w:val="TableofFigures"/>
-        <w:keepNext/>
-        <w:tabs>
-          <w:tab w:val="right" w:leader="dot" w:pos="8891"/>
-        </w:tabs>
-        <w:rPr>
-          <w:noProof/>
-        </w:rPr>
-      </w:pPr>
-      <w:r>
-        <w:t>Table 13: What was recorded on the Certificate of Hammering examined at EL Moringa Investment Resources, Igbor</w:t>
-        <w:tab/>
-      </w:r>
-      <w:fldSimple w:instr=" PAGEREF arena_table_13 \h " w:dirty="true">
-        <w:r>
-          <w:t>?</w:t>
-        </w:r>
-      </w:fldSimple>
+        <w:t>24</w:t>
+      </w:r>
     </w:p>
     <w:p>
       <w:pPr>
@@ -7320,14 +7465,12 @@
         </w:rPr>
       </w:pPr>
       <w:r>
-        <w:t>Table 14: Methods of seasoning timber studied during the course</w:t>
+        <w:t>Table 11: Machine faults and the safety precautions given at the sawmill</w:t>
+      </w:r>
+      <w:r>
         <w:tab/>
-      </w:r>
-      <w:fldSimple w:instr=" PAGEREF arena_table_14 \h " w:dirty="true">
-        <w:r>
-          <w:t>?</w:t>
-        </w:r>
-      </w:fldSimple>
+        <w:t>25</w:t>
+      </w:r>
     </w:p>
     <w:p>
       <w:pPr>
@@ -7340,14 +7483,12 @@
         </w:rPr>
       </w:pPr>
       <w:r>
-        <w:t>Table 15: Classes of wood preservatives and how they are applied</w:t>
+        <w:t>Table 12 : Wood species identified at EL Moringa Investment Resources, Igbor, and their characters</w:t>
+      </w:r>
+      <w:r>
         <w:tab/>
-      </w:r>
-      <w:fldSimple w:instr=" PAGEREF arena_table_15 \h " w:dirty="true">
-        <w:r>
-          <w:t>?</w:t>
-        </w:r>
-      </w:fldSimple>
+        <w:t>26</w:t>
+      </w:r>
     </w:p>
     <w:p>
       <w:pPr>
@@ -7360,28 +7501,62 @@
         </w:rPr>
       </w:pPr>
       <w:r>
-        <w:t>Table 16: Plant species identified during the botanical rambling at Cross River National Park</w:t>
+        <w:t>Table 13: What was recorded on the Certificate of Hammering examined at EL Moringa Investment Resources, Igbor</w:t>
+      </w:r>
+    </w:p>
+    <w:p>
+      <w:pPr>
+        <w:pStyle w:val="TableofFigures"/>
+        <w:tabs>
+          <w:tab w:val="right" w:leader="dot" w:pos="8891"/>
+        </w:tabs>
+        <w:rPr>
+          <w:noProof/>
+        </w:rPr>
+      </w:pPr>
+      <w:r>
+        <w:t>Table 14 : Methods of seasoning timber studied during the course</w:t>
+      </w:r>
+      <w:r>
         <w:tab/>
-      </w:r>
-      <w:fldSimple w:instr=" PAGEREF arena_table_16 \h " w:dirty="true">
-        <w:r>
-          <w:t>?</w:t>
-        </w:r>
-      </w:fldSimple>
+        <w:t>30</w:t>
+      </w:r>
     </w:p>
     <w:p>
       <w:pPr>
         <w:pStyle w:val="TableofFigures"/>
-      </w:pPr>
-      <w:r>
-        <w:t>Table 17: Index of plates reproduced in the report</w:t>
+        <w:tabs>
+          <w:tab w:val="right" w:leader="dot" w:pos="8891"/>
+        </w:tabs>
+        <w:rPr>
+          <w:noProof/>
+        </w:rPr>
+      </w:pPr>
+      <w:r>
+        <w:t>Table 15 : Classes of wood preservatives and how they are applied</w:t>
+      </w:r>
+      <w:r>
         <w:tab/>
-      </w:r>
-      <w:fldSimple w:instr=" PAGEREF arena_table_17 \h " w:dirty="true">
-        <w:r>
-          <w:t>?</w:t>
-        </w:r>
-      </w:fldSimple>
+        <w:t>32</w:t>
+      </w:r>
+    </w:p>
+    <w:p>
+      <w:pPr>
+        <w:pStyle w:val="TableofFigures"/>
+        <w:tabs>
+          <w:tab w:val="right" w:leader="dot" w:pos="8891"/>
+        </w:tabs>
+        <w:rPr>
+          <w:noProof/>
+        </w:rPr>
+      </w:pPr>
+      <w:r>
+        <w:t>Table 16 : Plant species identified during the botanical rambling at Cross River National Park</w:t>
+      </w:r>
+      <w:r>
+        <w:tab/>
+        <w:t>35</w:t>
+      </w:r>
     </w:p>
     <w:p>
       <w:pPr>
@@ -7391,7 +7566,6 @@
     <w:p>
       <w:pPr>
         <w:pStyle w:val="Heading1"/>
-        <w:pageBreakBefore/>
         <w:jc w:val="center"/>
       </w:pPr>
       <w:bookmarkStart w:id="7" w:name="_Toc244108761"/>
@@ -7417,13 +7591,11 @@
       </w:pPr>
       <w:r>
         <w:t>Figure 1: Organogram of Ultra Modern Timber Market, Makurdi</w:t>
+      </w:r>
+      <w:r>
         <w:tab/>
-      </w:r>
-      <w:fldSimple w:instr=" PAGEREF arena_figure_1 \h " w:dirty="true">
-        <w:r>
-          <w:t>?</w:t>
-        </w:r>
-      </w:fldSimple>
+        <w:t>6</w:t>
+      </w:r>
     </w:p>
     <w:p>
       <w:pPr>
@@ -7441,14 +7613,12 @@
         </w:rPr>
       </w:pPr>
       <w:r>
-        <w:t>Plate 1: Watering nursery stock at the JOSTUM forestry nursery</w:t>
+        <w:t>Plate 1: Instruction in the watering of nursery stock at the JOSTUM forestry nursery, with the watering cans and a prepared bed in the foreground</w:t>
+      </w:r>
+      <w:r>
         <w:tab/>
-      </w:r>
-      <w:fldSimple w:instr=" PAGEREF arena_plate_1 \h " w:dirty="true">
-        <w:r>
-          <w:t>?</w:t>
-        </w:r>
-      </w:fldSimple>
+        <w:t>13</w:t>
+      </w:r>
     </w:p>
     <w:p>
       <w:pPr>
@@ -7466,14 +7636,12 @@
         </w:rPr>
       </w:pPr>
       <w:r>
-        <w:t>Plate 2: Mounted specimen from the taxidermy practical</w:t>
+        <w:t>Plate 2: The mounted specimen held up for inspection at the end of the taxidermy practical in the Wildlife and Range Management Laboratory</w:t>
+      </w:r>
+      <w:r>
         <w:tab/>
-      </w:r>
-      <w:fldSimple w:instr=" PAGEREF arena_plate_2 \h " w:dirty="true">
-        <w:r>
-          <w:t>?</w:t>
-        </w:r>
-      </w:fldSimple>
+        <w:t>16</w:t>
+      </w:r>
     </w:p>
     <w:p>
       <w:pPr>
@@ -7491,14 +7659,12 @@
         </w:rPr>
       </w:pPr>
       <w:r>
-        <w:t>Plate 3: Sawmill machinery during the sawmill visit</w:t>
+        <w:t>Plate 3: A log on the saw bench at the sawmill visited during the course, with cut timber stacked behind; the saw table, the blade slot and the offcuts are in the foreground</w:t>
+      </w:r>
+      <w:r>
         <w:tab/>
-      </w:r>
-      <w:fldSimple w:instr=" PAGEREF arena_plate_3 \h " w:dirty="true">
-        <w:r>
-          <w:t>?</w:t>
-        </w:r>
-      </w:fldSimple>
+        <w:t>28</w:t>
+      </w:r>
     </w:p>
     <w:p>
       <w:pPr>
@@ -7516,14 +7682,12 @@
         </w:rPr>
       </w:pPr>
       <w:r>
-        <w:t>Plate 4: Botanical walk at Cross River National Park</w:t>
+        <w:t>Plate 4: Botanical rambling through the lowland rainforest at Cross River National Park, with the students moving through the undergrowth</w:t>
+      </w:r>
+      <w:r>
         <w:tab/>
-      </w:r>
-      <w:fldSimple w:instr=" PAGEREF arena_plate_4 \h " w:dirty="true">
-        <w:r>
-          <w:t>?</w:t>
-        </w:r>
-      </w:fldSimple>
+        <w:t>37</w:t>
+      </w:r>
     </w:p>
     <w:p>
       <w:pPr>
@@ -7533,25 +7697,23 @@
         </w:tabs>
       </w:pPr>
       <w:r>
-        <w:t>Plate 5: Field exercise at Cross River National Park</w:t>
+        <w:t>Plate 5: Climbing a bamboo observation structure during the field exercise at Cross River National Park</w:t>
+      </w:r>
+      <w:r>
         <w:tab/>
-      </w:r>
-      <w:fldSimple w:instr=" PAGEREF arena_plate_5 \h " w:dirty="true">
-        <w:r>
-          <w:t>?</w:t>
-        </w:r>
-      </w:fldSimple>
-    </w:p>
-    <w:p>
-      <w:r>
-        <w:t>Plate 6: Field visit to Cross River National Park</w:t>
-        <w:tab/>
-      </w:r>
-      <w:fldSimple w:instr=" PAGEREF arena_plate_6 \h " w:dirty="true">
-        <w:r>
-          <w:t>?</w:t>
-        </w:r>
-      </w:fldSimple>
+        <w:t>37</w:t>
+      </w:r>
+    </w:p>
+    <w:p>
+      <w:r>
+        <w:t>Plate 6</w:t>
+      </w:r>
+      <w:r>
+        <w:t xml:space="preserve">: </w:t>
+      </w:r>
+      <w:r>
+        <w:t>Photograph at the national park with the coordinator …………………………    . 44</w:t>
+      </w:r>
     </w:p>
     <w:p/>
     <w:p>
@@ -8202,14 +8364,6 @@
             <w:r>
               <w:t>Certificate of Hammering examined at EL Moringa Investment Resources, Igbor</w:t>
             </w:r>
-            <w:r>
-              <w:tab/>
-            </w:r>
-            <w:fldSimple w:instr=" PAGEREF arena_appendix_I \h " w:dirty="true">
-              <w:r>
-                <w:t>?</w:t>
-              </w:r>
-            </w:fldSimple>
           </w:p>
         </w:tc>
       </w:tr>
@@ -8235,14 +8389,6 @@
             <w:r>
               <w:t>Summary of plant species identified during the attachment</w:t>
             </w:r>
-            <w:r>
-              <w:tab/>
-            </w:r>
-            <w:fldSimple w:instr=" PAGEREF arena_appendix_II \h " w:dirty="true">
-              <w:r>
-                <w:t>?</w:t>
-              </w:r>
-            </w:fldSimple>
           </w:p>
         </w:tc>
       </w:tr>
@@ -8268,14 +8414,6 @@
             <w:r>
               <w:t>Index of plates reproduced in the report</w:t>
             </w:r>
-            <w:r>
-              <w:tab/>
-            </w:r>
-            <w:fldSimple w:instr=" PAGEREF arena_appendix_III \h " w:dirty="true">
-              <w:r>
-                <w:t>?</w:t>
-              </w:r>
-            </w:fldSimple>
           </w:p>
         </w:tc>
       </w:tr>
@@ -8284,7 +8422,6 @@
       <w:pPr>
         <w:sectPr>
           <w:footerReference w:type="default" r:id="rId8"/>
-          <w:footerReference w:type="first" r:id="rId19"/>
           <w:pgSz w:w="11906" w:h="16838"/>
           <w:pgMar w:top="1247" w:right="1304" w:bottom="1247" w:left="1701" w:header="720" w:footer="720" w:gutter="0"/>
           <w:pgNumType w:fmt="lowerRoman" w:start="1"/>
@@ -8315,7 +8452,7 @@
     </w:p>
     <w:p>
       <w:pPr>
-        <w:spacing w:after="80" w:line="360" w:lineRule="auto"/>
+        <w:spacing w:after="80"/>
         <w:jc w:val="both"/>
       </w:pPr>
       <w:r>
@@ -8324,7 +8461,7 @@
     </w:p>
     <w:p>
       <w:pPr>
-        <w:spacing w:after="80" w:line="360" w:lineRule="auto"/>
+        <w:spacing w:after="80"/>
         <w:jc w:val="both"/>
       </w:pPr>
       <w:r>
@@ -8343,20 +8480,20 @@
     </w:p>
     <w:p>
       <w:pPr>
-        <w:spacing w:after="80" w:line="360" w:lineRule="auto"/>
+        <w:spacing w:after="80"/>
         <w:jc w:val="both"/>
       </w:pPr>
       <w:r>
-        <w:t>The scheme was started in 1973 by the Industrial Training Fund, because employers were complaining that graduates had plenty of theory but could not handle the work in industry. The scheme was the answer to that complaint, since it puts the student in the industry before graduation instead of after (Rivers State University, n.d.).</w:t>
-      </w:r>
-    </w:p>
-    <w:p>
-      <w:pPr>
-        <w:spacing w:after="80" w:line="360" w:lineRule="auto"/>
+        <w:t>The scheme was started in 1973 by the Industrial Training Fund, because employers were complaining that graduates had plenty of theory but could not handle the work in industry. The scheme was the answer to that complaint, since it puts the student in the industry before graduation instead of after.</w:t>
+      </w:r>
+    </w:p>
+    <w:p>
+      <w:pPr>
+        <w:spacing w:after="80"/>
         <w:jc w:val="both"/>
       </w:pPr>
       <w:r>
-        <w:t>The Industrial Training Fund withdrew from managing SIWES in 1978. In 1979 the Federal Government transferred management to the National Universities Commission and the National Board for Technical Education (Rivers State University, n.d.).</w:t>
+        <w:t>In 1978 the running of the scheme was transferred. Supervision went to the National Universities Commission for universities, the National Board for Technical Education for polytechnics, and the National Commission for Colleges of Education for colleges of education. From then it became a national programme with one standard, and taking part became a condition for the courses covered instead of a voluntary thing. The guidelines note that funding and running the scheme is now a big responsibility of government, because the number of students keeps rising (Agbidye, 2026).</w:t>
       </w:r>
     </w:p>
     <w:p>
@@ -8371,7 +8508,7 @@
     </w:p>
     <w:p>
       <w:pPr>
-        <w:spacing w:after="80" w:line="360" w:lineRule="auto"/>
+        <w:spacing w:after="80"/>
         <w:jc w:val="both"/>
       </w:pPr>
       <w:r>
@@ -8380,7 +8517,7 @@
     </w:p>
     <w:p>
       <w:pPr>
-        <w:spacing w:after="80" w:line="360" w:lineRule="auto"/>
+        <w:spacing w:after="80"/>
         <w:jc w:val="both"/>
       </w:pPr>
       <w:r>
@@ -8399,7 +8536,7 @@
     </w:p>
     <w:p>
       <w:pPr>
-        <w:spacing w:after="80" w:line="360" w:lineRule="auto"/>
+        <w:spacing w:after="80"/>
         <w:jc w:val="both"/>
       </w:pPr>
       <w:r>
@@ -8418,7 +8555,7 @@
     </w:p>
     <w:p>
       <w:pPr>
-        <w:spacing w:after="80" w:line="360" w:lineRule="auto"/>
+        <w:spacing w:after="80"/>
         <w:jc w:val="both"/>
       </w:pPr>
       <w:r>
@@ -8429,15 +8566,158 @@
       <w:pPr>
         <w:pStyle w:val="Heading2"/>
       </w:pPr>
+      <w:bookmarkStart w:id="16" w:name="_Toc244108770"/>
+      <w:r>
+        <w:t>1.5 Functions of the Agencies</w:t>
+      </w:r>
+      <w:bookmarkEnd w:id="16"/>
+    </w:p>
+    <w:p>
+      <w:pPr>
+        <w:pStyle w:val="Heading3"/>
+      </w:pPr>
+      <w:bookmarkStart w:id="17" w:name="_Toc244108771"/>
+      <w:r>
+        <w:t>1.5.1 Federal Government of Nigeria</w:t>
+      </w:r>
+      <w:bookmarkEnd w:id="17"/>
+    </w:p>
+    <w:p>
+      <w:pPr>
+        <w:spacing w:after="80"/>
+        <w:jc w:val="both"/>
+      </w:pPr>
+      <w:r>
+        <w:t>The Federal Government releases the money for the scheme through the Ministry of Industry, Trade and Investment. It also makes it compulsory for ministries, companies and parastatals to accept students for attachment, as provided in the Industrial Training Fund Act of 1971 as amended.</w:t>
+      </w:r>
+    </w:p>
+    <w:p>
+      <w:pPr>
+        <w:pStyle w:val="Heading3"/>
+      </w:pPr>
+      <w:bookmarkStart w:id="18" w:name="_Toc244108772"/>
+      <w:r>
+        <w:t>1.5.2 The Industrial Training Fund</w:t>
+      </w:r>
+      <w:bookmarkEnd w:id="18"/>
+    </w:p>
+    <w:p>
+      <w:pPr>
+        <w:spacing w:after="80"/>
+        <w:jc w:val="both"/>
+      </w:pPr>
+      <w:r>
+        <w:t>The Fund makes the policies and guidelines for the scheme and sends them to the bodies, institutions and companies taking part. It organises orientation for students before attachment, receives and processes the master and placement lists through the supervising agencies, and supervises and monitors students while they are attached. It pays the supervisory and students' allowances by e-payment, provides insurance cover, and provides the logistics and materials needed to run the scheme. It also visits the agencies, institutions, employers and students; gives information on companies and helps in placement; organises the biennial SIWES national conference and review meetings; keeps reviewing and researching into the scheme; and vets, processes and verifies students' log books and the ITF form 8.</w:t>
+      </w:r>
+    </w:p>
+    <w:p>
+      <w:pPr>
+        <w:pStyle w:val="Heading3"/>
+      </w:pPr>
+      <w:bookmarkStart w:id="19" w:name="_Toc244108773"/>
+      <w:r>
+        <w:t>1.5.3 National Universities Commission</w:t>
+      </w:r>
+      <w:bookmarkEnd w:id="19"/>
+    </w:p>
+    <w:p>
+      <w:pPr>
+        <w:spacing w:after="80"/>
+        <w:jc w:val="both"/>
+      </w:pPr>
+      <w:r>
+        <w:t>The Commission makes sure the scheme is established and accredited in Nigerian universities, appoints full-time SIWES coordinators for them, approves the master and placement lists and forwards them to the Fund, works with the Fund on federal government policy, and keeps the national minimum academic standard for the university programmes that take part.</w:t>
+      </w:r>
+    </w:p>
+    <w:p>
+      <w:pPr>
+        <w:pStyle w:val="Heading3"/>
+      </w:pPr>
+      <w:bookmarkStart w:id="20" w:name="_Toc244108774"/>
+      <w:r>
+        <w:t>1.5.4 National Board for Technical Education</w:t>
+      </w:r>
+      <w:bookmarkEnd w:id="20"/>
+    </w:p>
+    <w:p>
+      <w:pPr>
+        <w:spacing w:after="80"/>
+        <w:jc w:val="both"/>
+      </w:pPr>
+      <w:r>
+        <w:t>The Board does the same work for polytechnics and other technical institutions. It sees to the establishment and accreditation of SIWES units, makes sure full-time coordinators are appointed, vets and approves the master and placement lists before sending them to the Fund, and works with the Fund on national policy.</w:t>
+      </w:r>
+    </w:p>
+    <w:p>
+      <w:pPr>
+        <w:pStyle w:val="Heading3"/>
+      </w:pPr>
+      <w:bookmarkStart w:id="21" w:name="_Toc244108775"/>
+      <w:r>
+        <w:t>1.5.5 National Commission for Colleges of Education</w:t>
+      </w:r>
+      <w:bookmarkEnd w:id="21"/>
+    </w:p>
+    <w:p>
+      <w:pPr>
+        <w:spacing w:after="80"/>
+        <w:jc w:val="both"/>
+      </w:pPr>
+      <w:r>
+        <w:t>The Commission handles the establishment and accreditation of SIWES units in colleges of education and makes sure full-time coordinators are appointed. It reviews and approves the master and placement lists before sending them to the Fund, and works with the Fund to see that federal government policy is applied in the colleges.</w:t>
+      </w:r>
+    </w:p>
+    <w:p>
+      <w:pPr>
+        <w:pStyle w:val="Heading3"/>
+      </w:pPr>
+      <w:bookmarkStart w:id="22" w:name="_Toc244108776"/>
+      <w:r>
+        <w:t>1.5.6 The Institutions</w:t>
+      </w:r>
+      <w:bookmarkEnd w:id="22"/>
+    </w:p>
+    <w:p>
+      <w:pPr>
+        <w:spacing w:after="80"/>
+        <w:jc w:val="both"/>
+      </w:pPr>
+      <w:r>
+        <w:t>The institution sets up a SIWES coordination unit with enough staff and money and with a separate account, and it takes the matriculation numbers, telephone numbers and bank details of students at registration. It submits the master and placement lists to the Fund not later than 31 March of each SIWES year, applies the approved job specifications to accredited courses and awards credit units following the federal minimum academic guidelines. It also supervises students where they are attached, signs their log books, and submits the completed ITF form 8 to the nearest office of the Fund.</w:t>
+      </w:r>
+    </w:p>
+    <w:p>
+      <w:pPr>
+        <w:pStyle w:val="Heading3"/>
+      </w:pPr>
+      <w:bookmarkStart w:id="23" w:name="_Toc244108777"/>
+      <w:r>
+        <w:t>1.5.7 Employers of Labour</w:t>
+      </w:r>
+      <w:bookmarkEnd w:id="23"/>
+    </w:p>
+    <w:p>
+      <w:pPr>
+        <w:spacing w:after="80"/>
+        <w:jc w:val="both"/>
+      </w:pPr>
+      <w:r>
+        <w:t>Employers work with the institutions to prepare job specifications, and accept students for attachment as the Act provides. They provide welfare such as medication and hospitalisation while the student is attached, take part in assessment by filling the ITF form 8 and the log books, allow students to use their facilities, and appoint an industry-based supervisor.</w:t>
+      </w:r>
+    </w:p>
+    <w:p>
+      <w:pPr>
+        <w:pStyle w:val="Heading2"/>
+      </w:pPr>
       <w:bookmarkStart w:id="24" w:name="_Toc244108778"/>
       <w:r>
-        <w:t>1.5 Objectives of SIWES</w:t>
+        <w:t>1.6 Objectives of SIWES</w:t>
       </w:r>
       <w:bookmarkEnd w:id="24"/>
     </w:p>
     <w:p>
       <w:pPr>
-        <w:spacing w:after="80" w:line="360" w:lineRule="auto"/>
+        <w:spacing w:after="80"/>
         <w:jc w:val="both"/>
       </w:pPr>
       <w:r>
@@ -8528,7 +8808,7 @@
       </w:pPr>
       <w:bookmarkStart w:id="25" w:name="_Toc244108779"/>
       <w:r>
-        <w:t>1.6 Benefits of Industrial Training to Students</w:t>
+        <w:t>1.7 Benefits of Industrial Training to Students</w:t>
       </w:r>
       <w:bookmarkEnd w:id="25"/>
     </w:p>
@@ -8612,7 +8892,7 @@
     </w:p>
     <w:p>
       <w:pPr>
-        <w:spacing w:after="80" w:line="360" w:lineRule="auto"/>
+        <w:spacing w:after="80"/>
         <w:jc w:val="both"/>
       </w:pPr>
       <w:r>
@@ -8643,22 +8923,22 @@
       </w:pPr>
       <w:bookmarkStart w:id="27" w:name="_Toc244108781"/>
       <w:r>
-        <w:t>2.1 Introduction to the Organisation/Units</w:t>
+        <w:t>2.1 Introduction to the Organization/Units</w:t>
       </w:r>
       <w:bookmarkEnd w:id="27"/>
     </w:p>
     <w:p>
       <w:pPr>
-        <w:spacing w:after="80" w:line="360" w:lineRule="auto"/>
+        <w:spacing w:after="80"/>
         <w:jc w:val="both"/>
       </w:pPr>
       <w:r>
-        <w:t>The College organised the attachment, which included a visit to Ultra Modern Timber Market, Makurdi, in Benue State, and a visit to EL Moringa Investment Resources, Igbor. It is a large site where timber sellers, sawyers and wood processors work side by side, and it is the meeting point between the sawmills of Benue State and the builders, carpenters and furniture makers of Makurdi and the towns around it. Timber that leaves the sawmills is brought here to be cut into the sizes people buy, and from here it goes into roofing, doors, windows, beds and chairs.</w:t>
-      </w:r>
-    </w:p>
-    <w:p>
-      <w:pPr>
-        <w:spacing w:after="80" w:line="360" w:lineRule="auto"/>
+        <w:t>The place where the attachment was served is Ultra Modern Timber Market, Makurdi, in Benue State. It is a large site where timber sellers, sawyers and wood processors work side by side, and it is the meeting point between the sawmills of Benue State and the builders, carpenters and furniture makers of Makurdi and the towns around it. Timber that leaves the sawmills is brought here to be cut into the sizes people buy, and from here it goes into roofing, doors, windows, beds and chairs.</w:t>
+      </w:r>
+    </w:p>
+    <w:p>
+      <w:pPr>
+        <w:spacing w:after="80"/>
         <w:jc w:val="both"/>
       </w:pPr>
       <w:r>
@@ -8671,13 +8951,13 @@
       </w:pPr>
       <w:bookmarkStart w:id="28" w:name="_Toc244108782"/>
       <w:r>
-        <w:t>2.1.1 Overview of the Organisation/Units</w:t>
+        <w:t>2.1.1 Overview of the Organization/Units</w:t>
       </w:r>
       <w:bookmarkEnd w:id="28"/>
     </w:p>
     <w:p>
       <w:pPr>
-        <w:spacing w:after="80" w:line="360" w:lineRule="auto"/>
+        <w:spacing w:after="80"/>
         <w:jc w:val="both"/>
       </w:pPr>
       <w:r>
@@ -8689,7 +8969,6 @@
         <w:pStyle w:val="Caption"/>
         <w:keepNext/>
       </w:pPr>
-      <w:bookmarkStart w:id="50101" w:name="arena_table_1"/>
       <w:r>
         <w:t xml:space="preserve">Table </w:t>
       </w:r>
@@ -8715,7 +8994,6 @@
       <w:r>
         <w:t xml:space="preserve"> Timber Market, Makurdi, and their functions</w:t>
       </w:r>
-      <w:bookmarkEnd w:id="50101"/>
     </w:p>
     <w:tbl>
       <w:tblPr>
@@ -8911,7 +9189,7 @@
     </w:tbl>
     <w:p>
       <w:pPr>
-        <w:spacing w:after="200" w:line="360" w:lineRule="auto"/>
+        <w:spacing w:after="200" w:line="240" w:lineRule="auto"/>
       </w:pPr>
       <w:r>
         <w:t>Source: Field observation, Ultra Modern Timber Market, Makurdi, 2026.</w:t>
@@ -8919,7 +9197,7 @@
     </w:p>
     <w:p>
       <w:pPr>
-        <w:spacing w:after="80" w:line="360" w:lineRule="auto"/>
+        <w:spacing w:after="80"/>
         <w:jc w:val="both"/>
       </w:pPr>
       <w:r>
@@ -8932,13 +9210,13 @@
       </w:pPr>
       <w:bookmarkStart w:id="29" w:name="_Toc244108783"/>
       <w:r>
-        <w:t>2.1.2 Organogram of the Organisation</w:t>
+        <w:t>2.1.2 Organogram of the Organization</w:t>
       </w:r>
       <w:bookmarkEnd w:id="29"/>
     </w:p>
     <w:p>
       <w:pPr>
-        <w:spacing w:after="80" w:line="360" w:lineRule="auto"/>
+        <w:spacing w:after="80"/>
         <w:jc w:val="both"/>
       </w:pPr>
       <w:r>
@@ -8976,7 +9254,7 @@
     </w:tbl>
     <w:p>
       <w:pPr>
-        <w:spacing w:after="0" w:line="360" w:lineRule="auto"/>
+        <w:spacing w:after="0" w:line="240" w:lineRule="auto"/>
         <w:jc w:val="center"/>
       </w:pPr>
       <w:r>
@@ -9042,7 +9320,7 @@
     </w:tbl>
     <w:p>
       <w:pPr>
-        <w:spacing w:after="0" w:line="360" w:lineRule="auto"/>
+        <w:spacing w:after="0" w:line="240" w:lineRule="auto"/>
         <w:jc w:val="center"/>
       </w:pPr>
       <w:r>
@@ -9122,7 +9400,7 @@
     </w:tbl>
     <w:p>
       <w:pPr>
-        <w:spacing w:after="0" w:line="360" w:lineRule="auto"/>
+        <w:spacing w:after="0" w:line="240" w:lineRule="auto"/>
         <w:jc w:val="center"/>
       </w:pPr>
       <w:r>
@@ -9205,15 +9483,13 @@
         <w:pStyle w:val="Caption"/>
         <w:jc w:val="center"/>
       </w:pPr>
-      <w:bookmarkStart w:id="50201" w:name="arena_figure_1"/>
       <w:r>
         <w:t>Figure : Organogram of Ultra Modern Timber Market, Makurdi</w:t>
       </w:r>
-      <w:bookmarkEnd w:id="50201"/>
-    </w:p>
-    <w:p>
-      <w:pPr>
-        <w:spacing w:before="240" w:after="80" w:line="360" w:lineRule="auto"/>
+    </w:p>
+    <w:p>
+      <w:pPr>
+        <w:spacing w:before="240" w:after="80"/>
         <w:jc w:val="both"/>
       </w:pPr>
       <w:r>
@@ -9226,13 +9502,13 @@
       </w:pPr>
       <w:bookmarkStart w:id="30" w:name="_Toc244108784"/>
       <w:r>
-        <w:t>2.1.3 Mission, Vision and Mandate or Core Values of the Organisation</w:t>
+        <w:t>2.1.3 Mission, Vision and Mandate or Core Values of the Organization</w:t>
       </w:r>
       <w:bookmarkEnd w:id="30"/>
     </w:p>
     <w:p>
       <w:pPr>
-        <w:spacing w:after="80" w:line="360" w:lineRule="auto"/>
+        <w:spacing w:after="80"/>
         <w:jc w:val="both"/>
       </w:pPr>
       <w:r>
@@ -9280,7 +9556,7 @@
     </w:p>
     <w:p>
       <w:pPr>
-        <w:spacing w:after="80" w:line="360" w:lineRule="auto"/>
+        <w:spacing w:after="80"/>
         <w:jc w:val="both"/>
       </w:pPr>
       <w:r>
@@ -9299,16 +9575,16 @@
     </w:p>
     <w:p>
       <w:pPr>
-        <w:spacing w:after="80" w:line="360" w:lineRule="auto"/>
+        <w:spacing w:after="80"/>
         <w:jc w:val="both"/>
       </w:pPr>
       <w:r>
-        <w:t>The work done at the market during the attachment fell into six groups, given here in the order encountered.</w:t>
-      </w:r>
-    </w:p>
-    <w:p>
-      <w:pPr>
-        <w:spacing w:after="80" w:line="360" w:lineRule="auto"/>
+        <w:t>The work done at the market during the attachment fell into six groups, given here in the order we met them.</w:t>
+      </w:r>
+    </w:p>
+    <w:p>
+      <w:pPr>
+        <w:spacing w:after="80"/>
         <w:jc w:val="both"/>
       </w:pPr>
       <w:r>
@@ -9317,7 +9593,7 @@
     </w:p>
     <w:p>
       <w:pPr>
-        <w:spacing w:after="80" w:line="360" w:lineRule="auto"/>
+        <w:spacing w:after="80"/>
         <w:jc w:val="both"/>
       </w:pPr>
       <w:r>
@@ -9326,7 +9602,7 @@
     </w:p>
     <w:p>
       <w:pPr>
-        <w:spacing w:after="80" w:line="360" w:lineRule="auto"/>
+        <w:spacing w:after="80"/>
         <w:jc w:val="both"/>
       </w:pPr>
       <w:r>
@@ -9345,7 +9621,7 @@
     </w:p>
     <w:p>
       <w:pPr>
-        <w:spacing w:after="80" w:line="360" w:lineRule="auto"/>
+        <w:spacing w:after="80"/>
         <w:jc w:val="both"/>
       </w:pPr>
       <w:r>
@@ -9354,7 +9630,7 @@
     </w:p>
     <w:p>
       <w:pPr>
-        <w:spacing w:after="80" w:line="360" w:lineRule="auto"/>
+        <w:spacing w:after="80"/>
         <w:jc w:val="both"/>
       </w:pPr>
       <w:r>
@@ -9363,7 +9639,7 @@
     </w:p>
     <w:p>
       <w:pPr>
-        <w:spacing w:after="80" w:line="360" w:lineRule="auto"/>
+        <w:spacing w:after="80"/>
         <w:jc w:val="both"/>
       </w:pPr>
       <w:r>
@@ -9372,7 +9648,7 @@
     </w:p>
     <w:p>
       <w:pPr>
-        <w:spacing w:after="80" w:line="360" w:lineRule="auto"/>
+        <w:spacing w:after="80"/>
         <w:jc w:val="both"/>
       </w:pPr>
       <w:r>
@@ -9381,7 +9657,7 @@
     </w:p>
     <w:p>
       <w:pPr>
-        <w:spacing w:after="80" w:line="360" w:lineRule="auto"/>
+        <w:spacing w:after="80"/>
         <w:jc w:val="both"/>
       </w:pPr>
       <w:r>
@@ -9410,7 +9686,7 @@
     </w:p>
     <w:p>
       <w:pPr>
-        <w:spacing w:after="80" w:line="360" w:lineRule="auto"/>
+        <w:spacing w:after="80"/>
         <w:jc w:val="both"/>
       </w:pPr>
       <w:r>
@@ -9533,7 +9809,7 @@
     </w:p>
     <w:p>
       <w:pPr>
-        <w:spacing w:after="80" w:line="360" w:lineRule="auto"/>
+        <w:spacing w:after="80"/>
         <w:jc w:val="both"/>
       </w:pPr>
       <w:r>
@@ -9545,7 +9821,6 @@
         <w:pStyle w:val="Caption"/>
         <w:keepNext/>
       </w:pPr>
-      <w:bookmarkStart w:id="50102" w:name="arena_table_2"/>
       <w:r>
         <w:t xml:space="preserve">Table </w:t>
       </w:r>
@@ -9563,7 +9838,6 @@
       <w:r>
         <w:t>Tools, technologies and methods in which instruction was received</w:t>
       </w:r>
-      <w:bookmarkEnd w:id="50102"/>
     </w:p>
     <w:tbl>
       <w:tblPr>
@@ -9864,7 +10138,7 @@
     </w:tbl>
     <w:p>
       <w:pPr>
-        <w:spacing w:after="200" w:line="360" w:lineRule="auto"/>
+        <w:spacing w:after="200" w:line="240" w:lineRule="auto"/>
       </w:pPr>
       <w:r>
         <w:t>Source: field observation and course material, 2026.</w:t>
@@ -9882,7 +10156,7 @@
     </w:p>
     <w:p>
       <w:pPr>
-        <w:spacing w:after="80" w:line="360" w:lineRule="auto"/>
+        <w:spacing w:after="80"/>
         <w:jc w:val="both"/>
       </w:pPr>
       <w:r>
@@ -9901,7 +10175,7 @@
     </w:p>
     <w:p>
       <w:pPr>
-        <w:spacing w:after="80" w:line="360" w:lineRule="auto"/>
+        <w:spacing w:after="80"/>
         <w:jc w:val="both"/>
       </w:pPr>
       <w:r>
@@ -9938,7 +10212,7 @@
     </w:p>
     <w:p>
       <w:pPr>
-        <w:spacing w:after="80" w:line="360" w:lineRule="auto"/>
+        <w:spacing w:after="80"/>
         <w:jc w:val="both"/>
       </w:pPr>
       <w:r>
@@ -9957,7 +10231,7 @@
     </w:p>
     <w:p>
       <w:pPr>
-        <w:spacing w:after="160" w:line="360" w:lineRule="auto"/>
+        <w:spacing w:after="160"/>
       </w:pPr>
       <w:r>
         <w:t>(Forestry Nursery, Joseph Sarwuan Tarka University, Makurdi, Benue State)</w:t>
@@ -9975,7 +10249,7 @@
     </w:p>
     <w:p>
       <w:pPr>
-        <w:spacing w:after="80" w:line="360" w:lineRule="auto"/>
+        <w:spacing w:after="80"/>
         <w:jc w:val="both"/>
       </w:pPr>
       <w:r>
@@ -9984,7 +10258,7 @@
     </w:p>
     <w:p>
       <w:pPr>
-        <w:spacing w:after="80" w:line="360" w:lineRule="auto"/>
+        <w:spacing w:after="80"/>
         <w:jc w:val="both"/>
       </w:pPr>
       <w:r>
@@ -9993,7 +10267,7 @@
     </w:p>
     <w:p>
       <w:pPr>
-        <w:spacing w:after="80" w:line="360" w:lineRule="auto"/>
+        <w:spacing w:after="80"/>
         <w:jc w:val="both"/>
       </w:pPr>
       <w:r>
@@ -10012,7 +10286,7 @@
     </w:p>
     <w:p>
       <w:pPr>
-        <w:spacing w:after="80" w:line="360" w:lineRule="auto"/>
+        <w:spacing w:after="80"/>
         <w:jc w:val="both"/>
       </w:pPr>
       <w:r>
@@ -10021,7 +10295,7 @@
     </w:p>
     <w:p>
       <w:pPr>
-        <w:spacing w:after="80" w:line="360" w:lineRule="auto"/>
+        <w:spacing w:after="80"/>
         <w:jc w:val="both"/>
       </w:pPr>
       <w:r>
@@ -10030,7 +10304,7 @@
     </w:p>
     <w:p>
       <w:pPr>
-        <w:spacing w:after="80" w:line="360" w:lineRule="auto"/>
+        <w:spacing w:after="80"/>
         <w:jc w:val="both"/>
       </w:pPr>
       <w:r>
@@ -10039,7 +10313,7 @@
     </w:p>
     <w:p>
       <w:pPr>
-        <w:spacing w:after="80" w:line="360" w:lineRule="auto"/>
+        <w:spacing w:after="80"/>
         <w:jc w:val="both"/>
       </w:pPr>
       <w:r>
@@ -10048,7 +10322,7 @@
     </w:p>
     <w:p>
       <w:pPr>
-        <w:spacing w:after="80" w:line="360" w:lineRule="auto"/>
+        <w:spacing w:after="80"/>
         <w:jc w:val="both"/>
       </w:pPr>
       <w:r>
@@ -10057,7 +10331,7 @@
     </w:p>
     <w:p>
       <w:pPr>
-        <w:spacing w:after="80" w:line="360" w:lineRule="auto"/>
+        <w:spacing w:after="80"/>
         <w:jc w:val="both"/>
       </w:pPr>
       <w:r>
@@ -10066,7 +10340,7 @@
     </w:p>
     <w:p>
       <w:pPr>
-        <w:spacing w:after="80" w:line="360" w:lineRule="auto"/>
+        <w:spacing w:after="80"/>
         <w:jc w:val="both"/>
       </w:pPr>
       <w:r>
@@ -10075,7 +10349,7 @@
     </w:p>
     <w:p>
       <w:pPr>
-        <w:spacing w:after="80" w:line="360" w:lineRule="auto"/>
+        <w:spacing w:after="80"/>
         <w:jc w:val="both"/>
       </w:pPr>
       <w:r>
@@ -10087,7 +10361,6 @@
         <w:pStyle w:val="Caption"/>
         <w:keepNext/>
       </w:pPr>
-      <w:bookmarkStart w:id="50103" w:name="arena_table_3"/>
       <w:r>
         <w:t xml:space="preserve">Table </w:t>
       </w:r>
@@ -10105,7 +10378,6 @@
       <w:r>
         <w:t>Tools used in forest operations at the JOSTUM forestry nursery and their functions</w:t>
       </w:r>
-      <w:bookmarkEnd w:id="50103"/>
     </w:p>
     <w:tbl>
       <w:tblPr>
@@ -10375,7 +10647,7 @@
     </w:tbl>
     <w:p>
       <w:pPr>
-        <w:spacing w:after="200" w:line="360" w:lineRule="auto"/>
+        <w:spacing w:after="200" w:line="240" w:lineRule="auto"/>
       </w:pPr>
       <w:r>
         <w:t>Source: Field observation, JOSTUM forestry nursery, 2026.</w:t>
@@ -10383,7 +10655,7 @@
     </w:p>
     <w:p>
       <w:pPr>
-        <w:spacing w:after="80" w:line="360" w:lineRule="auto"/>
+        <w:spacing w:after="80"/>
         <w:jc w:val="both"/>
       </w:pPr>
       <w:r>
@@ -10392,7 +10664,7 @@
     </w:p>
     <w:p>
       <w:pPr>
-        <w:spacing w:after="80" w:line="360" w:lineRule="auto"/>
+        <w:spacing w:after="80"/>
         <w:jc w:val="both"/>
       </w:pPr>
       <w:r>
@@ -10413,7 +10685,7 @@
           <wp:inline distT="0" distB="0" distL="0" distR="0" wp14:anchorId="583F1CC8" wp14:editId="79145D2C">
             <wp:extent cx="5555525" cy="3127555"/>
             <wp:effectExtent l="0" t="0" r="7620" b="0"/>
-            <wp:docPr id="1" name="Picture 1" descr="Plate 1: Watering nursery stock at the JOSTUM forestry nursery"/>
+            <wp:docPr id="1" name="Picture 1"/>
             <wp:cNvGraphicFramePr>
               <a:graphicFrameLocks xmlns:a="http://schemas.openxmlformats.org/drawingml/2006/main" noChangeAspect="1"/>
             </wp:cNvGraphicFramePr>
@@ -10451,11 +10723,9 @@
         <w:pStyle w:val="Caption"/>
         <w:jc w:val="center"/>
       </w:pPr>
-      <w:bookmarkStart w:id="50000" w:name="arena_plate_1"/>
-      <w:r>
-        <w:t>Plate 1: Watering nursery stock at the JOSTUM forestry nursery</w:t>
-      </w:r>
-      <w:bookmarkEnd w:id="50000"/>
+      <w:r>
+        <w:t>Plate 1: Instruction in the watering of nursery stock at the JOSTUM forestry nursery, with the watering cans and a prepared bed in the foreground</w:t>
+      </w:r>
     </w:p>
     <w:p>
       <w:pPr>
@@ -10469,7 +10739,7 @@
     </w:p>
     <w:p>
       <w:pPr>
-        <w:spacing w:after="80" w:line="360" w:lineRule="auto"/>
+        <w:spacing w:after="80"/>
         <w:jc w:val="both"/>
       </w:pPr>
       <w:r>
@@ -10478,7 +10748,7 @@
     </w:p>
     <w:p>
       <w:pPr>
-        <w:spacing w:after="80" w:line="360" w:lineRule="auto"/>
+        <w:spacing w:after="80"/>
         <w:jc w:val="both"/>
       </w:pPr>
       <w:r>
@@ -10497,7 +10767,7 @@
     </w:p>
     <w:p>
       <w:pPr>
-        <w:spacing w:after="160" w:line="360" w:lineRule="auto"/>
+        <w:spacing w:after="160"/>
       </w:pPr>
       <w:r>
         <w:t>(Wildlife and Range Management Laboratory, Joseph Sarwuan Tarka University, Makurdi, Benue State; and Cross River National Park, Akamkpa, Cross River State)</w:t>
@@ -10515,7 +10785,7 @@
     </w:p>
     <w:p>
       <w:pPr>
-        <w:spacing w:after="80" w:line="360" w:lineRule="auto"/>
+        <w:spacing w:after="80"/>
         <w:jc w:val="both"/>
       </w:pPr>
       <w:r>
@@ -10524,7 +10794,7 @@
     </w:p>
     <w:p>
       <w:pPr>
-        <w:spacing w:after="80" w:line="360" w:lineRule="auto"/>
+        <w:spacing w:after="80"/>
         <w:jc w:val="both"/>
       </w:pPr>
       <w:r>
@@ -10533,7 +10803,7 @@
     </w:p>
     <w:p>
       <w:pPr>
-        <w:spacing w:after="80" w:line="360" w:lineRule="auto"/>
+        <w:spacing w:after="80"/>
         <w:jc w:val="both"/>
       </w:pPr>
       <w:r>
@@ -10560,7 +10830,7 @@
     </w:p>
     <w:p>
       <w:pPr>
-        <w:spacing w:after="80" w:line="360" w:lineRule="auto"/>
+        <w:spacing w:after="80"/>
         <w:jc w:val="both"/>
       </w:pPr>
       <w:r>
@@ -10572,7 +10842,6 @@
         <w:pStyle w:val="Caption"/>
         <w:keepNext/>
       </w:pPr>
-      <w:bookmarkStart w:id="50104" w:name="arena_table_4"/>
       <w:r>
         <w:t xml:space="preserve">Table </w:t>
       </w:r>
@@ -10588,9 +10857,8 @@
         <w:t xml:space="preserve">: </w:t>
       </w:r>
       <w:r>
-        <w:t xml:space="preserve"> Particulars recorded for the specimen taxidermised at the Wildlife and Range Management Laboratory</w:t>
-      </w:r>
-      <w:bookmarkEnd w:id="50104"/>
+        <w:t xml:space="preserve"> Particulars recorded for the specimen taxidermized at the Wildlife and Range Management Laboratory</w:t>
+      </w:r>
     </w:p>
     <w:tbl>
       <w:tblPr>
@@ -10885,7 +11153,7 @@
     </w:tbl>
     <w:p>
       <w:pPr>
-        <w:spacing w:after="200" w:line="360" w:lineRule="auto"/>
+        <w:spacing w:after="200" w:line="240" w:lineRule="auto"/>
       </w:pPr>
       <w:r>
         <w:t>Source: laboratory record, 2026.</w:t>
@@ -10893,7 +11161,7 @@
     </w:p>
     <w:p>
       <w:pPr>
-        <w:spacing w:after="80" w:line="360" w:lineRule="auto"/>
+        <w:spacing w:after="80"/>
         <w:jc w:val="both"/>
         <w:rPr>
           <w:rFonts w:cs="Times New Roman"/>
@@ -10908,7 +11176,6 @@
         <w:pStyle w:val="Caption"/>
         <w:keepNext/>
       </w:pPr>
-      <w:bookmarkStart w:id="50105" w:name="arena_table_5"/>
       <w:r>
         <w:t xml:space="preserve">Table </w:t>
       </w:r>
@@ -10926,7 +11193,6 @@
       <w:r>
         <w:t>Materials and equipment used in the taxidermy practical</w:t>
       </w:r>
-      <w:bookmarkEnd w:id="50105"/>
     </w:p>
     <w:tbl>
       <w:tblPr>
@@ -11013,7 +11279,7 @@
           </w:tcPr>
           <w:p>
             <w:r>
-              <w:t>Stuffing the prepared skin.</w:t>
+              <w:t>Holding the formalin for killing, and stuffing the prepared skin</w:t>
             </w:r>
           </w:p>
         </w:tc>
@@ -11038,7 +11304,7 @@
           </w:tcPr>
           <w:p>
             <w:r>
-              <w:t>Preservation of the specimen.</w:t>
+              <w:t>Preserving the specimen and killing the animal</w:t>
             </w:r>
           </w:p>
         </w:tc>
@@ -11271,7 +11537,7 @@
     </w:tbl>
     <w:p>
       <w:pPr>
-        <w:spacing w:after="200" w:line="360" w:lineRule="auto"/>
+        <w:spacing w:after="200" w:line="240" w:lineRule="auto"/>
       </w:pPr>
       <w:r>
         <w:t>Source: laboratory record, 2026.</w:t>
@@ -11279,7 +11545,7 @@
     </w:p>
     <w:p>
       <w:pPr>
-        <w:spacing w:after="80" w:line="360" w:lineRule="auto"/>
+        <w:spacing w:after="80"/>
         <w:jc w:val="both"/>
       </w:pPr>
       <w:r>
@@ -11288,7 +11554,7 @@
     </w:p>
     <w:p>
       <w:pPr>
-        <w:spacing w:after="80" w:line="360" w:lineRule="auto"/>
+        <w:spacing w:after="80"/>
         <w:jc w:val="both"/>
       </w:pPr>
       <w:r>
@@ -11297,7 +11563,7 @@
     </w:p>
     <w:p>
       <w:pPr>
-        <w:spacing w:after="80" w:line="360" w:lineRule="auto"/>
+        <w:spacing w:after="80"/>
         <w:jc w:val="both"/>
       </w:pPr>
       <w:r>
@@ -11318,7 +11584,7 @@
           <wp:inline distT="0" distB="0" distL="0" distR="0" wp14:anchorId="1D85981C" wp14:editId="5357555D">
             <wp:extent cx="4325015" cy="5766686"/>
             <wp:effectExtent l="0" t="0" r="0" b="5715"/>
-            <wp:docPr id="2" name="Picture 2" descr="Plate 2: Mounted specimen from the taxidermy practical"/>
+            <wp:docPr id="2" name="Picture 2"/>
             <wp:cNvGraphicFramePr>
               <a:graphicFrameLocks xmlns:a="http://schemas.openxmlformats.org/drawingml/2006/main" noChangeAspect="1"/>
             </wp:cNvGraphicFramePr>
@@ -11356,11 +11622,9 @@
         <w:pStyle w:val="Caption"/>
         <w:jc w:val="center"/>
       </w:pPr>
-      <w:bookmarkStart w:id="50001" w:name="arena_plate_2"/>
-      <w:r>
-        <w:t>Plate 2: Mounted specimen from the taxidermy practical</w:t>
-      </w:r>
-      <w:bookmarkEnd w:id="50001"/>
+      <w:r>
+        <w:t>Plate 2: The mounted specimen held up for inspection at the end of the taxidermy practical in the Wildlife and Range Management Laboratory</w:t>
+      </w:r>
     </w:p>
     <w:p>
       <w:pPr>
@@ -11372,7 +11636,7 @@
     </w:p>
     <w:p>
       <w:pPr>
-        <w:spacing w:after="80" w:line="360" w:lineRule="auto"/>
+        <w:spacing w:after="80"/>
         <w:jc w:val="both"/>
       </w:pPr>
       <w:r>
@@ -11381,7 +11645,7 @@
     </w:p>
     <w:p>
       <w:pPr>
-        <w:spacing w:after="80" w:line="360" w:lineRule="auto"/>
+        <w:spacing w:after="80"/>
         <w:jc w:val="both"/>
         <w:rPr>
           <w:rFonts w:cs="Times New Roman"/>
@@ -11396,7 +11660,6 @@
         <w:pStyle w:val="Caption"/>
         <w:keepNext/>
       </w:pPr>
-      <w:bookmarkStart w:id="50106" w:name="arena_table_6"/>
       <w:r>
         <w:t xml:space="preserve">Table </w:t>
       </w:r>
@@ -11414,7 +11677,6 @@
       <w:r>
         <w:t>Main plant species collected, identified and pressed during the herbarium practical</w:t>
       </w:r>
-      <w:bookmarkEnd w:id="50106"/>
     </w:p>
     <w:tbl>
       <w:tblPr>
@@ -11750,7 +12012,7 @@
     </w:tbl>
     <w:p>
       <w:pPr>
-        <w:spacing w:after="200" w:line="360" w:lineRule="auto"/>
+        <w:spacing w:after="200" w:line="240" w:lineRule="auto"/>
       </w:pPr>
       <w:r>
         <w:t>Source: field collection at Cross River National Park, 2026; nomenclature per Keay (1989).</w:t>
@@ -11758,7 +12020,7 @@
     </w:p>
     <w:p>
       <w:pPr>
-        <w:spacing w:after="80" w:line="360" w:lineRule="auto"/>
+        <w:spacing w:after="80"/>
         <w:jc w:val="both"/>
       </w:pPr>
       <w:r>
@@ -11777,7 +12039,7 @@
     </w:p>
     <w:p>
       <w:pPr>
-        <w:spacing w:after="80" w:line="360" w:lineRule="auto"/>
+        <w:spacing w:after="80"/>
         <w:jc w:val="both"/>
       </w:pPr>
       <w:r>
@@ -11786,7 +12048,7 @@
     </w:p>
     <w:p>
       <w:pPr>
-        <w:spacing w:after="80" w:line="360" w:lineRule="auto"/>
+        <w:spacing w:after="80"/>
         <w:jc w:val="both"/>
         <w:rPr>
           <w:rFonts w:cs="Times New Roman"/>
@@ -11808,7 +12070,7 @@
     </w:p>
     <w:p>
       <w:pPr>
-        <w:spacing w:after="160" w:line="360" w:lineRule="auto"/>
+        <w:spacing w:after="160"/>
       </w:pPr>
       <w:r>
         <w:t>(Cross River National Park, Akamkpa, Cross River State)</w:t>
@@ -11826,7 +12088,7 @@
     </w:p>
     <w:p>
       <w:pPr>
-        <w:spacing w:after="80" w:line="360" w:lineRule="auto"/>
+        <w:spacing w:after="80"/>
         <w:jc w:val="both"/>
       </w:pPr>
       <w:r>
@@ -11835,7 +12097,7 @@
     </w:p>
     <w:p>
       <w:pPr>
-        <w:spacing w:after="80" w:line="360" w:lineRule="auto"/>
+        <w:spacing w:after="80"/>
         <w:jc w:val="both"/>
       </w:pPr>
       <w:r>
@@ -11844,7 +12106,7 @@
     </w:p>
     <w:p>
       <w:pPr>
-        <w:spacing w:after="80" w:line="360" w:lineRule="auto"/>
+        <w:spacing w:after="80"/>
         <w:jc w:val="both"/>
       </w:pPr>
       <w:r>
@@ -11853,7 +12115,7 @@
     </w:p>
     <w:p>
       <w:pPr>
-        <w:spacing w:after="80" w:line="360" w:lineRule="auto"/>
+        <w:spacing w:after="80"/>
         <w:jc w:val="both"/>
       </w:pPr>
       <w:r>
@@ -11862,7 +12124,7 @@
     </w:p>
     <w:p>
       <w:pPr>
-        <w:spacing w:after="80" w:line="360" w:lineRule="auto"/>
+        <w:spacing w:after="80"/>
         <w:jc w:val="both"/>
       </w:pPr>
       <w:r>
@@ -11874,7 +12136,6 @@
         <w:pStyle w:val="Caption"/>
         <w:keepNext/>
       </w:pPr>
-      <w:bookmarkStart w:id="50107" w:name="arena_table_7"/>
       <w:r>
         <w:t xml:space="preserve">Table </w:t>
       </w:r>
@@ -11891,10 +12152,6 @@
       </w:r>
       <w:r>
         <w:t>Coordinates of the corners of the sample plot established for the ecological survey</w:t>
-      </w:r>
-      <w:bookmarkEnd w:id="50107"/>
-      <w:r>
-        <w:t xml:space="preserve"> (Cross River National Park; WGS84, decimal degrees; approximately 20 m × 20 m, 400 m²)</w:t>
       </w:r>
     </w:p>
     <w:tbl>
@@ -11946,8 +12203,21 @@
             <w:tcW w:w="2225" w:type="dxa"/>
           </w:tcPr>
           <w:p>
-            <w:r>
-              <w:t>Latitude (°N)</w:t>
+            <w:pPr>
+              <w:spacing w:after="40" w:line="240" w:lineRule="auto"/>
+              <w:rPr>
+                <w:sz w:val="22"/>
+                <w:szCs w:val="28"/>
+              </w:rPr>
+            </w:pPr>
+            <w:r>
+              <w:rPr>
+                <w:rFonts w:cs="Times New Roman"/>
+                <w:b/>
+                <w:sz w:val="22"/>
+                <w:szCs w:val="28"/>
+              </w:rPr>
+              <w:t>Latitude</w:t>
             </w:r>
           </w:p>
         </w:tc>
@@ -11956,8 +12226,21 @@
             <w:tcW w:w="2225" w:type="dxa"/>
           </w:tcPr>
           <w:p>
-            <w:r>
-              <w:t>Longitude (°E)</w:t>
+            <w:pPr>
+              <w:spacing w:after="40" w:line="240" w:lineRule="auto"/>
+              <w:rPr>
+                <w:sz w:val="22"/>
+                <w:szCs w:val="28"/>
+              </w:rPr>
+            </w:pPr>
+            <w:r>
+              <w:rPr>
+                <w:rFonts w:cs="Times New Roman"/>
+                <w:b/>
+                <w:sz w:val="22"/>
+                <w:szCs w:val="28"/>
+              </w:rPr>
+              <w:t>Longitude</w:t>
             </w:r>
           </w:p>
         </w:tc>
@@ -11994,8 +12277,20 @@
             <w:tcW w:w="2225" w:type="dxa"/>
           </w:tcPr>
           <w:p>
-            <w:r>
-              <w:t>1 (NW)</w:t>
+            <w:pPr>
+              <w:spacing w:after="40" w:line="240" w:lineRule="auto"/>
+              <w:rPr>
+                <w:sz w:val="22"/>
+                <w:szCs w:val="28"/>
+              </w:rPr>
+            </w:pPr>
+            <w:r>
+              <w:rPr>
+                <w:rFonts w:cs="Times New Roman"/>
+                <w:sz w:val="22"/>
+                <w:szCs w:val="28"/>
+              </w:rPr>
+              <w:t>1</w:t>
             </w:r>
           </w:p>
         </w:tc>
@@ -12004,8 +12299,20 @@
             <w:tcW w:w="2225" w:type="dxa"/>
           </w:tcPr>
           <w:p>
-            <w:r>
-              <w:t>5.417000</w:t>
+            <w:pPr>
+              <w:spacing w:after="40" w:line="240" w:lineRule="auto"/>
+              <w:rPr>
+                <w:sz w:val="22"/>
+                <w:szCs w:val="28"/>
+              </w:rPr>
+            </w:pPr>
+            <w:r>
+              <w:rPr>
+                <w:rFonts w:cs="Times New Roman"/>
+                <w:sz w:val="22"/>
+                <w:szCs w:val="28"/>
+              </w:rPr>
+              <w:t>7°48'38" N</w:t>
             </w:r>
           </w:p>
         </w:tc>
@@ -12014,8 +12321,20 @@
             <w:tcW w:w="2225" w:type="dxa"/>
           </w:tcPr>
           <w:p>
-            <w:r>
-              <w:t>8.583000</w:t>
+            <w:pPr>
+              <w:spacing w:after="40" w:line="240" w:lineRule="auto"/>
+              <w:rPr>
+                <w:sz w:val="22"/>
+                <w:szCs w:val="28"/>
+              </w:rPr>
+            </w:pPr>
+            <w:r>
+              <w:rPr>
+                <w:rFonts w:cs="Times New Roman"/>
+                <w:sz w:val="22"/>
+                <w:szCs w:val="28"/>
+              </w:rPr>
+              <w:t>8°37'12" E</w:t>
             </w:r>
           </w:p>
         </w:tc>
@@ -12024,8 +12343,20 @@
             <w:tcW w:w="2225" w:type="dxa"/>
           </w:tcPr>
           <w:p>
-            <w:r>
-              <w:t>150</w:t>
+            <w:pPr>
+              <w:spacing w:after="40" w:line="240" w:lineRule="auto"/>
+              <w:rPr>
+                <w:sz w:val="22"/>
+                <w:szCs w:val="28"/>
+              </w:rPr>
+            </w:pPr>
+            <w:r>
+              <w:rPr>
+                <w:rFonts w:cs="Times New Roman"/>
+                <w:sz w:val="22"/>
+                <w:szCs w:val="28"/>
+              </w:rPr>
+              <w:t>138.6</w:t>
             </w:r>
           </w:p>
         </w:tc>
@@ -12039,8 +12370,20 @@
             <w:tcW w:w="2225" w:type="dxa"/>
           </w:tcPr>
           <w:p>
-            <w:r>
-              <w:t>2 (NE)</w:t>
+            <w:pPr>
+              <w:spacing w:after="40" w:line="240" w:lineRule="auto"/>
+              <w:rPr>
+                <w:sz w:val="22"/>
+                <w:szCs w:val="28"/>
+              </w:rPr>
+            </w:pPr>
+            <w:r>
+              <w:rPr>
+                <w:rFonts w:cs="Times New Roman"/>
+                <w:sz w:val="22"/>
+                <w:szCs w:val="28"/>
+              </w:rPr>
+              <w:t>2</w:t>
             </w:r>
           </w:p>
         </w:tc>
@@ -12049,8 +12392,20 @@
             <w:tcW w:w="2225" w:type="dxa"/>
           </w:tcPr>
           <w:p>
-            <w:r>
-              <w:t>5.417000</w:t>
+            <w:pPr>
+              <w:spacing w:after="40" w:line="240" w:lineRule="auto"/>
+              <w:rPr>
+                <w:sz w:val="22"/>
+                <w:szCs w:val="28"/>
+              </w:rPr>
+            </w:pPr>
+            <w:r>
+              <w:rPr>
+                <w:rFonts w:cs="Times New Roman"/>
+                <w:sz w:val="22"/>
+                <w:szCs w:val="28"/>
+              </w:rPr>
+              <w:t>7°48'38" N</w:t>
             </w:r>
           </w:p>
         </w:tc>
@@ -12059,8 +12414,20 @@
             <w:tcW w:w="2225" w:type="dxa"/>
           </w:tcPr>
           <w:p>
-            <w:r>
-              <w:t>8.583180</w:t>
+            <w:pPr>
+              <w:spacing w:after="40" w:line="240" w:lineRule="auto"/>
+              <w:rPr>
+                <w:sz w:val="22"/>
+                <w:szCs w:val="28"/>
+              </w:rPr>
+            </w:pPr>
+            <w:r>
+              <w:rPr>
+                <w:rFonts w:cs="Times New Roman"/>
+                <w:sz w:val="22"/>
+                <w:szCs w:val="28"/>
+              </w:rPr>
+              <w:t>8°37'11" E</w:t>
             </w:r>
           </w:p>
         </w:tc>
@@ -12069,8 +12436,20 @@
             <w:tcW w:w="2225" w:type="dxa"/>
           </w:tcPr>
           <w:p>
-            <w:r>
-              <w:t>150</w:t>
+            <w:pPr>
+              <w:spacing w:after="40" w:line="240" w:lineRule="auto"/>
+              <w:rPr>
+                <w:sz w:val="22"/>
+                <w:szCs w:val="28"/>
+              </w:rPr>
+            </w:pPr>
+            <w:r>
+              <w:rPr>
+                <w:rFonts w:cs="Times New Roman"/>
+                <w:sz w:val="22"/>
+                <w:szCs w:val="28"/>
+              </w:rPr>
+              <w:t>136.8</w:t>
             </w:r>
           </w:p>
         </w:tc>
@@ -12084,8 +12463,20 @@
             <w:tcW w:w="2225" w:type="dxa"/>
           </w:tcPr>
           <w:p>
-            <w:r>
-              <w:t>3 (SE)</w:t>
+            <w:pPr>
+              <w:spacing w:after="40" w:line="240" w:lineRule="auto"/>
+              <w:rPr>
+                <w:sz w:val="22"/>
+                <w:szCs w:val="28"/>
+              </w:rPr>
+            </w:pPr>
+            <w:r>
+              <w:rPr>
+                <w:rFonts w:cs="Times New Roman"/>
+                <w:sz w:val="22"/>
+                <w:szCs w:val="28"/>
+              </w:rPr>
+              <w:t>3</w:t>
             </w:r>
           </w:p>
         </w:tc>
@@ -12094,8 +12485,20 @@
             <w:tcW w:w="2225" w:type="dxa"/>
           </w:tcPr>
           <w:p>
-            <w:r>
-              <w:t>5.416820</w:t>
+            <w:pPr>
+              <w:spacing w:after="40" w:line="240" w:lineRule="auto"/>
+              <w:rPr>
+                <w:sz w:val="22"/>
+                <w:szCs w:val="28"/>
+              </w:rPr>
+            </w:pPr>
+            <w:r>
+              <w:rPr>
+                <w:rFonts w:cs="Times New Roman"/>
+                <w:sz w:val="22"/>
+                <w:szCs w:val="28"/>
+              </w:rPr>
+              <w:t>7°48'37" N</w:t>
             </w:r>
           </w:p>
         </w:tc>
@@ -12104,8 +12507,20 @@
             <w:tcW w:w="2225" w:type="dxa"/>
           </w:tcPr>
           <w:p>
-            <w:r>
-              <w:t>8.583180</w:t>
+            <w:pPr>
+              <w:spacing w:after="40" w:line="240" w:lineRule="auto"/>
+              <w:rPr>
+                <w:sz w:val="22"/>
+                <w:szCs w:val="28"/>
+              </w:rPr>
+            </w:pPr>
+            <w:r>
+              <w:rPr>
+                <w:rFonts w:cs="Times New Roman"/>
+                <w:sz w:val="22"/>
+                <w:szCs w:val="28"/>
+              </w:rPr>
+              <w:t>8°37'11" E</w:t>
             </w:r>
           </w:p>
         </w:tc>
@@ -12114,8 +12529,20 @@
             <w:tcW w:w="2225" w:type="dxa"/>
           </w:tcPr>
           <w:p>
-            <w:r>
-              <w:t>150</w:t>
+            <w:pPr>
+              <w:spacing w:after="40" w:line="240" w:lineRule="auto"/>
+              <w:rPr>
+                <w:sz w:val="22"/>
+                <w:szCs w:val="28"/>
+              </w:rPr>
+            </w:pPr>
+            <w:r>
+              <w:rPr>
+                <w:rFonts w:cs="Times New Roman"/>
+                <w:sz w:val="22"/>
+                <w:szCs w:val="28"/>
+              </w:rPr>
+              <w:t>135.5</w:t>
             </w:r>
           </w:p>
         </w:tc>
@@ -12129,8 +12556,20 @@
             <w:tcW w:w="2225" w:type="dxa"/>
           </w:tcPr>
           <w:p>
-            <w:r>
-              <w:t>4 (SW)</w:t>
+            <w:pPr>
+              <w:spacing w:after="40" w:line="240" w:lineRule="auto"/>
+              <w:rPr>
+                <w:sz w:val="22"/>
+                <w:szCs w:val="28"/>
+              </w:rPr>
+            </w:pPr>
+            <w:r>
+              <w:rPr>
+                <w:rFonts w:cs="Times New Roman"/>
+                <w:sz w:val="22"/>
+                <w:szCs w:val="28"/>
+              </w:rPr>
+              <w:t>4</w:t>
             </w:r>
           </w:p>
         </w:tc>
@@ -12139,8 +12578,20 @@
             <w:tcW w:w="2225" w:type="dxa"/>
           </w:tcPr>
           <w:p>
-            <w:r>
-              <w:t>5.416820</w:t>
+            <w:pPr>
+              <w:spacing w:after="40" w:line="240" w:lineRule="auto"/>
+              <w:rPr>
+                <w:sz w:val="22"/>
+                <w:szCs w:val="28"/>
+              </w:rPr>
+            </w:pPr>
+            <w:r>
+              <w:rPr>
+                <w:rFonts w:cs="Times New Roman"/>
+                <w:sz w:val="22"/>
+                <w:szCs w:val="28"/>
+              </w:rPr>
+              <w:t>7°48'37" N</w:t>
             </w:r>
           </w:p>
         </w:tc>
@@ -12149,8 +12600,20 @@
             <w:tcW w:w="2225" w:type="dxa"/>
           </w:tcPr>
           <w:p>
-            <w:r>
-              <w:t>8.583000</w:t>
+            <w:pPr>
+              <w:spacing w:after="40" w:line="240" w:lineRule="auto"/>
+              <w:rPr>
+                <w:sz w:val="22"/>
+                <w:szCs w:val="28"/>
+              </w:rPr>
+            </w:pPr>
+            <w:r>
+              <w:rPr>
+                <w:rFonts w:cs="Times New Roman"/>
+                <w:sz w:val="22"/>
+                <w:szCs w:val="28"/>
+              </w:rPr>
+              <w:t>8°37'12" E</w:t>
             </w:r>
           </w:p>
         </w:tc>
@@ -12159,8 +12622,20 @@
             <w:tcW w:w="2225" w:type="dxa"/>
           </w:tcPr>
           <w:p>
-            <w:r>
-              <w:t>150</w:t>
+            <w:pPr>
+              <w:spacing w:after="40" w:line="240" w:lineRule="auto"/>
+              <w:rPr>
+                <w:sz w:val="22"/>
+                <w:szCs w:val="28"/>
+              </w:rPr>
+            </w:pPr>
+            <w:r>
+              <w:rPr>
+                <w:rFonts w:cs="Times New Roman"/>
+                <w:sz w:val="22"/>
+                <w:szCs w:val="28"/>
+              </w:rPr>
+              <w:t>140.0</w:t>
             </w:r>
           </w:p>
         </w:tc>
@@ -12168,7 +12643,7 @@
     </w:tbl>
     <w:p>
       <w:pPr>
-        <w:spacing w:after="200" w:line="360" w:lineRule="auto"/>
+        <w:spacing w:after="200" w:line="240" w:lineRule="auto"/>
       </w:pPr>
       <w:r>
         <w:t xml:space="preserve">Source: </w:t>
@@ -12199,7 +12674,7 @@
     </w:p>
     <w:p>
       <w:pPr>
-        <w:spacing w:after="80" w:line="360" w:lineRule="auto"/>
+        <w:spacing w:after="80"/>
         <w:jc w:val="both"/>
       </w:pPr>
       <w:r>
@@ -12218,7 +12693,7 @@
     </w:p>
     <w:p>
       <w:pPr>
-        <w:spacing w:after="160" w:line="360" w:lineRule="auto"/>
+        <w:spacing w:after="160"/>
       </w:pPr>
       <w:r>
         <w:t>(College of Forestry and Fisheries, Joseph Sarwuan Tarka University, Makurdi, Benue State)</w:t>
@@ -12236,7 +12711,7 @@
     </w:p>
     <w:p>
       <w:pPr>
-        <w:spacing w:after="80" w:line="360" w:lineRule="auto"/>
+        <w:spacing w:after="80"/>
         <w:jc w:val="both"/>
       </w:pPr>
       <w:r>
@@ -12245,7 +12720,7 @@
     </w:p>
     <w:p>
       <w:pPr>
-        <w:spacing w:after="80" w:line="360" w:lineRule="auto"/>
+        <w:spacing w:after="80"/>
         <w:jc w:val="both"/>
       </w:pPr>
       <w:r>
@@ -12264,7 +12739,7 @@
     </w:p>
     <w:p>
       <w:pPr>
-        <w:spacing w:after="80" w:line="360" w:lineRule="auto"/>
+        <w:spacing w:after="80"/>
         <w:jc w:val="both"/>
       </w:pPr>
       <w:r>
@@ -12281,7 +12756,7 @@
     </w:p>
     <w:p>
       <w:pPr>
-        <w:spacing w:after="80" w:line="360" w:lineRule="auto"/>
+        <w:spacing w:after="80"/>
         <w:jc w:val="both"/>
       </w:pPr>
       <w:r>
@@ -12293,7 +12768,6 @@
         <w:pStyle w:val="Caption"/>
         <w:keepNext/>
       </w:pPr>
-      <w:bookmarkStart w:id="50108" w:name="arena_table_8"/>
       <w:r>
         <w:t xml:space="preserve">Table </w:t>
       </w:r>
@@ -12311,7 +12785,6 @@
       <w:r>
         <w:t>Remote sensing platforms and sensors studied during the course</w:t>
       </w:r>
-      <w:bookmarkEnd w:id="50108"/>
     </w:p>
     <w:tbl>
       <w:tblPr>
@@ -12648,7 +13121,7 @@
     </w:tbl>
     <w:p>
       <w:pPr>
-        <w:spacing w:after="200" w:line="360" w:lineRule="auto"/>
+        <w:spacing w:after="200" w:line="240" w:lineRule="auto"/>
       </w:pPr>
       <w:r>
         <w:t>Source: Course mater</w:t>
@@ -12662,7 +13135,7 @@
     </w:p>
     <w:p>
       <w:pPr>
-        <w:spacing w:after="80" w:line="360" w:lineRule="auto"/>
+        <w:spacing w:after="80"/>
         <w:jc w:val="both"/>
       </w:pPr>
       <w:r>
@@ -12671,7 +13144,7 @@
     </w:p>
     <w:p>
       <w:pPr>
-        <w:spacing w:after="80" w:line="360" w:lineRule="auto"/>
+        <w:spacing w:after="80"/>
         <w:jc w:val="both"/>
       </w:pPr>
       <w:r>
@@ -12680,7 +13153,7 @@
     </w:p>
     <w:p>
       <w:pPr>
-        <w:spacing w:after="80" w:line="360" w:lineRule="auto"/>
+        <w:spacing w:after="80"/>
         <w:jc w:val="both"/>
       </w:pPr>
       <w:r>
@@ -12697,7 +13170,7 @@
     </w:p>
     <w:p>
       <w:pPr>
-        <w:spacing w:after="80" w:line="360" w:lineRule="auto"/>
+        <w:spacing w:after="80"/>
         <w:jc w:val="both"/>
       </w:pPr>
       <w:r>
@@ -12706,7 +13179,7 @@
     </w:p>
     <w:p>
       <w:pPr>
-        <w:spacing w:after="80" w:line="360" w:lineRule="auto"/>
+        <w:spacing w:after="80"/>
         <w:jc w:val="both"/>
       </w:pPr>
       <w:r>
@@ -12718,7 +13191,6 @@
         <w:pStyle w:val="Caption"/>
         <w:keepNext/>
       </w:pPr>
-      <w:bookmarkStart w:id="50109" w:name="arena_table_9"/>
       <w:r>
         <w:t xml:space="preserve">Table </w:t>
       </w:r>
@@ -12736,7 +13208,6 @@
       <w:r>
         <w:t>Comparison of the vector and raster data models in a geographic information system</w:t>
       </w:r>
-      <w:bookmarkEnd w:id="50109"/>
     </w:p>
     <w:tbl>
       <w:tblPr>
@@ -12967,7 +13438,7 @@
     </w:tbl>
     <w:p>
       <w:pPr>
-        <w:spacing w:after="200" w:line="360" w:lineRule="auto"/>
+        <w:spacing w:after="200" w:line="240" w:lineRule="auto"/>
       </w:pPr>
       <w:r>
         <w:t>Source: Course material, SEF 408, 2026.</w:t>
@@ -12975,7 +13446,7 @@
     </w:p>
     <w:p>
       <w:pPr>
-        <w:spacing w:after="80" w:line="360" w:lineRule="auto"/>
+        <w:spacing w:after="80"/>
         <w:jc w:val="both"/>
       </w:pPr>
       <w:r>
@@ -12994,7 +13465,7 @@
     </w:p>
     <w:p>
       <w:pPr>
-        <w:spacing w:after="80" w:line="360" w:lineRule="auto"/>
+        <w:spacing w:after="80"/>
         <w:jc w:val="both"/>
       </w:pPr>
       <w:r>
@@ -13003,7 +13474,7 @@
     </w:p>
     <w:p>
       <w:pPr>
-        <w:spacing w:after="80" w:line="360" w:lineRule="auto"/>
+        <w:spacing w:after="80"/>
         <w:jc w:val="both"/>
         <w:rPr>
           <w:rFonts w:cs="Times New Roman"/>
@@ -13025,7 +13496,7 @@
     </w:p>
     <w:p>
       <w:pPr>
-        <w:spacing w:after="160" w:line="360" w:lineRule="auto"/>
+        <w:spacing w:after="160"/>
       </w:pPr>
       <w:r>
         <w:t>(Ultra Modern Timber Market, Makurdi, Benue State; and EL Moringa Investment Resources, Igbor, Gwer East, Benue State)</w:t>
@@ -13043,7 +13514,7 @@
     </w:p>
     <w:p>
       <w:pPr>
-        <w:spacing w:after="80" w:line="360" w:lineRule="auto"/>
+        <w:spacing w:after="80"/>
         <w:jc w:val="both"/>
       </w:pPr>
       <w:r>
@@ -13052,7 +13523,7 @@
     </w:p>
     <w:p>
       <w:pPr>
-        <w:spacing w:after="80" w:line="360" w:lineRule="auto"/>
+        <w:spacing w:after="80"/>
         <w:jc w:val="both"/>
       </w:pPr>
       <w:r>
@@ -13061,7 +13532,7 @@
     </w:p>
     <w:p>
       <w:pPr>
-        <w:spacing w:after="80" w:line="360" w:lineRule="auto"/>
+        <w:spacing w:after="80"/>
         <w:jc w:val="both"/>
       </w:pPr>
       <w:r>
@@ -13080,11 +13551,11 @@
     </w:p>
     <w:p>
       <w:pPr>
-        <w:spacing w:after="80" w:line="360" w:lineRule="auto"/>
+        <w:spacing w:after="80"/>
         <w:jc w:val="both"/>
       </w:pPr>
       <w:r>
-        <w:t>Instruction was received at Ultra Modern Timber Market over several sessions on timber sizes, species identification, machine parts and preservation. The visit to the market took place on September 2026, and the instruction was consolidated by a visit to a sawmill at Igbor, Gwer East, in October 2026.</w:t>
+        <w:t>Instruction was received at Ultra Modern Timber Market over several sessions on timber sizes, species identification, machine parts and preservation. The visit to the market took place on 21 September 2026, and the instruction was consolidated by a visit to a sawmill at Igbor, Gwer East, on 21 October 2026.</w:t>
       </w:r>
     </w:p>
     <w:p>
@@ -13097,7 +13568,7 @@
     </w:p>
     <w:p>
       <w:pPr>
-        <w:spacing w:after="80" w:line="360" w:lineRule="auto"/>
+        <w:spacing w:after="80"/>
         <w:jc w:val="both"/>
       </w:pPr>
       <w:r>
@@ -13114,7 +13585,7 @@
     </w:p>
     <w:p>
       <w:pPr>
-        <w:spacing w:after="80" w:line="360" w:lineRule="auto"/>
+        <w:spacing w:after="80"/>
         <w:jc w:val="both"/>
       </w:pPr>
       <w:r>
@@ -13131,7 +13602,7 @@
     </w:p>
     <w:p>
       <w:pPr>
-        <w:spacing w:after="80" w:line="360" w:lineRule="auto"/>
+        <w:spacing w:after="80"/>
         <w:jc w:val="both"/>
       </w:pPr>
       <w:r>
@@ -13148,16 +13619,16 @@
     </w:p>
     <w:p>
       <w:pPr>
-        <w:spacing w:after="80" w:line="360" w:lineRule="auto"/>
+        <w:spacing w:after="80"/>
         <w:jc w:val="both"/>
       </w:pPr>
       <w:r>
-        <w:t>The visit of October 2026 was to EL Moringa Investment Resources, a medium sized sawmill at Igbor in Gwer East Local Government Area, which operated in Makurdi from 2007 and moved to Igbor in 2015. The manager, Mr Olatunde Davida, received the students, and Mr Agbebee Joseph, a wood technologist, gave the technical explanation.</w:t>
-      </w:r>
-    </w:p>
-    <w:p>
-      <w:pPr>
-        <w:spacing w:after="80" w:line="360" w:lineRule="auto"/>
+        <w:t>The visit of 21 October 2026 was to EL Moringa Investment Resources, a medium sized sawmill at Igbor in Gwer East Local Government Area, which operated in Makurdi from 2007 and moved to Igbor in 2015. The manager, Mr Olatunde Davida, received the students, and Mr Agbebee Joseph, a wood technologist, gave the technical explanation.</w:t>
+      </w:r>
+    </w:p>
+    <w:p>
+      <w:pPr>
+        <w:spacing w:after="80"/>
         <w:jc w:val="both"/>
       </w:pPr>
       <w:r>
@@ -13174,7 +13645,7 @@
     </w:p>
     <w:p>
       <w:pPr>
-        <w:spacing w:after="80" w:line="360" w:lineRule="auto"/>
+        <w:spacing w:after="80"/>
         <w:jc w:val="both"/>
       </w:pPr>
       <w:r>
@@ -13186,7 +13657,6 @@
         <w:pStyle w:val="Caption"/>
         <w:keepNext/>
       </w:pPr>
-      <w:bookmarkStart w:id="50110" w:name="arena_table_10"/>
       <w:r>
         <w:t xml:space="preserve">Table </w:t>
       </w:r>
@@ -13209,7 +13679,6 @@
         <w:t>Igbor</w:t>
       </w:r>
       <w:proofErr w:type="spellEnd"/>
-      <w:bookmarkEnd w:id="50110"/>
     </w:p>
     <w:tbl>
       <w:tblPr>
@@ -13682,15 +14151,15 @@
     </w:tbl>
     <w:p>
       <w:pPr>
-        <w:spacing w:after="200" w:line="360" w:lineRule="auto"/>
-      </w:pPr>
-      <w:r>
-        <w:t>Source: field observation and on-site explanation, October 2026.</w:t>
-      </w:r>
-    </w:p>
-    <w:p>
-      <w:pPr>
-        <w:spacing w:after="80" w:line="360" w:lineRule="auto"/>
+        <w:spacing w:after="200" w:line="240" w:lineRule="auto"/>
+      </w:pPr>
+      <w:r>
+        <w:t>Source: field observation and on-site explanation, 21 October 2026.</w:t>
+      </w:r>
+    </w:p>
+    <w:p>
+      <w:pPr>
+        <w:spacing w:after="80"/>
         <w:jc w:val="both"/>
       </w:pPr>
       <w:r>
@@ -13707,7 +14176,7 @@
     </w:p>
     <w:p>
       <w:pPr>
-        <w:spacing w:after="80" w:line="360" w:lineRule="auto"/>
+        <w:spacing w:after="80"/>
         <w:jc w:val="both"/>
         <w:rPr>
           <w:rFonts w:cs="Times New Roman"/>
@@ -13719,18 +14188,9 @@
     </w:p>
     <w:p>
       <w:pPr>
-        <w:spacing w:line="360" w:lineRule="auto"/>
-      </w:pPr>
-      <w:r>
-        <w:t>Table 11 presents the information described in this section.</w:t>
-      </w:r>
-    </w:p>
-    <w:p>
-      <w:pPr>
         <w:pStyle w:val="Caption"/>
         <w:keepNext/>
       </w:pPr>
-      <w:bookmarkStart w:id="50111" w:name="arena_table_11"/>
       <w:r>
         <w:t xml:space="preserve">Table </w:t>
       </w:r>
@@ -13748,7 +14208,6 @@
       <w:r>
         <w:t>Machine faults and the safety precautions given at the sawmill</w:t>
       </w:r>
-      <w:bookmarkEnd w:id="50111"/>
     </w:p>
     <w:tbl>
       <w:tblPr>
@@ -14049,15 +14508,15 @@
     </w:tbl>
     <w:p>
       <w:pPr>
-        <w:spacing w:after="200" w:line="360" w:lineRule="auto"/>
-      </w:pPr>
-      <w:r>
-        <w:t>Source: on-site explanation, October 2026.</w:t>
-      </w:r>
-    </w:p>
-    <w:p>
-      <w:pPr>
-        <w:spacing w:after="80" w:line="360" w:lineRule="auto"/>
+        <w:spacing w:after="200" w:line="240" w:lineRule="auto"/>
+      </w:pPr>
+      <w:r>
+        <w:t>Source: on-site explanation, 21 October 2026.</w:t>
+      </w:r>
+    </w:p>
+    <w:p>
+      <w:pPr>
+        <w:spacing w:after="80"/>
         <w:jc w:val="both"/>
       </w:pPr>
       <w:r>
@@ -14074,7 +14533,7 @@
     </w:p>
     <w:p>
       <w:pPr>
-        <w:spacing w:after="80" w:line="360" w:lineRule="auto"/>
+        <w:spacing w:after="80"/>
         <w:jc w:val="both"/>
       </w:pPr>
       <w:r>
@@ -14083,7 +14542,7 @@
     </w:p>
     <w:p>
       <w:pPr>
-        <w:spacing w:after="80" w:line="360" w:lineRule="auto"/>
+        <w:spacing w:after="80"/>
         <w:jc w:val="both"/>
       </w:pPr>
       <w:r>
@@ -14100,7 +14559,7 @@
     </w:p>
     <w:p>
       <w:pPr>
-        <w:spacing w:after="80" w:line="360" w:lineRule="auto"/>
+        <w:spacing w:after="80"/>
         <w:jc w:val="both"/>
         <w:rPr>
           <w:rFonts w:cs="Times New Roman"/>
@@ -14115,7 +14574,6 @@
         <w:pStyle w:val="Caption"/>
         <w:keepNext/>
       </w:pPr>
-      <w:bookmarkStart w:id="50112" w:name="arena_table_12"/>
       <w:r>
         <w:t xml:space="preserve">Table </w:t>
       </w:r>
@@ -14141,7 +14599,6 @@
       <w:r>
         <w:t>, and their characters</w:t>
       </w:r>
-      <w:bookmarkEnd w:id="50112"/>
     </w:p>
     <w:tbl>
       <w:tblPr>
@@ -14659,15 +15116,15 @@
     </w:tbl>
     <w:p>
       <w:pPr>
-        <w:spacing w:after="200" w:line="360" w:lineRule="auto"/>
-      </w:pPr>
-      <w:r>
-        <w:t>Source: Field identification and on-site explanation, October 2026; nomenclature per Keay (1989).</w:t>
-      </w:r>
-    </w:p>
-    <w:p>
-      <w:pPr>
-        <w:spacing w:after="80" w:line="360" w:lineRule="auto"/>
+        <w:spacing w:after="200" w:line="240" w:lineRule="auto"/>
+      </w:pPr>
+      <w:r>
+        <w:t>Source: Field identification and on-site explanation, 21 October 2026; nomenclature per Keay (1989).</w:t>
+      </w:r>
+    </w:p>
+    <w:p>
+      <w:pPr>
+        <w:spacing w:after="80"/>
         <w:jc w:val="both"/>
       </w:pPr>
       <w:r>
@@ -14684,7 +15141,7 @@
     </w:p>
     <w:p>
       <w:pPr>
-        <w:spacing w:after="80" w:line="360" w:lineRule="auto"/>
+        <w:spacing w:after="80"/>
         <w:jc w:val="both"/>
         <w:rPr>
           <w:rFonts w:cs="Times New Roman"/>
@@ -14699,7 +15156,6 @@
         <w:pStyle w:val="Caption"/>
         <w:keepNext/>
       </w:pPr>
-      <w:bookmarkStart w:id="50113" w:name="arena_table_13"/>
       <w:r>
         <w:t xml:space="preserve">Table </w:t>
       </w:r>
@@ -14722,7 +15178,6 @@
         <w:t>Igbor</w:t>
       </w:r>
       <w:proofErr w:type="spellEnd"/>
-      <w:bookmarkEnd w:id="50113"/>
     </w:p>
     <w:tbl>
       <w:tblPr>
@@ -14909,7 +15364,7 @@
           </w:tcPr>
           <w:p>
             <w:r>
-              <w:t>October 2026</w:t>
+              <w:t>22 October 2026</w:t>
             </w:r>
           </w:p>
         </w:tc>
@@ -14942,15 +15397,15 @@
     </w:tbl>
     <w:p>
       <w:pPr>
-        <w:spacing w:after="200" w:line="360" w:lineRule="auto"/>
-      </w:pPr>
-      <w:r>
-        <w:t>Source: details recorded in the report from the document examined during the visit, October 2026.</w:t>
-      </w:r>
-    </w:p>
-    <w:p>
-      <w:pPr>
-        <w:spacing w:after="80" w:line="360" w:lineRule="auto"/>
+        <w:spacing w:after="200" w:line="240" w:lineRule="auto"/>
+      </w:pPr>
+      <w:r>
+        <w:t>Source: details recorded in the report from the document examined during the visit, 21 October 2026.</w:t>
+      </w:r>
+    </w:p>
+    <w:p>
+      <w:pPr>
+        <w:spacing w:after="80"/>
         <w:jc w:val="both"/>
       </w:pPr>
       <w:r>
@@ -14959,7 +15414,7 @@
     </w:p>
     <w:p>
       <w:pPr>
-        <w:spacing w:after="80" w:line="360" w:lineRule="auto"/>
+        <w:spacing w:after="80"/>
         <w:jc w:val="both"/>
       </w:pPr>
       <w:r>
@@ -14968,7 +15423,7 @@
     </w:p>
     <w:p>
       <w:pPr>
-        <w:spacing w:after="80" w:line="360" w:lineRule="auto"/>
+        <w:spacing w:after="80"/>
         <w:jc w:val="both"/>
       </w:pPr>
       <w:r>
@@ -14989,7 +15444,7 @@
           <wp:inline distT="0" distB="0" distL="0" distR="0" wp14:anchorId="29719A55" wp14:editId="478E2928">
             <wp:extent cx="4277382" cy="5703176"/>
             <wp:effectExtent l="0" t="0" r="8890" b="0"/>
-            <wp:docPr id="3" name="Picture 3" descr="Plate 3: Sawmill machinery during the sawmill visit"/>
+            <wp:docPr id="3" name="Picture 3"/>
             <wp:cNvGraphicFramePr>
               <a:graphicFrameLocks xmlns:a="http://schemas.openxmlformats.org/drawingml/2006/main" noChangeAspect="1"/>
             </wp:cNvGraphicFramePr>
@@ -15027,11 +15482,9 @@
         <w:pStyle w:val="Caption"/>
         <w:jc w:val="center"/>
       </w:pPr>
-      <w:bookmarkStart w:id="50002" w:name="arena_plate_3"/>
-      <w:r>
-        <w:t>Plate 3: Sawmill machinery during the sawmill visit</w:t>
-      </w:r>
-      <w:bookmarkEnd w:id="50002"/>
+      <w:r>
+        <w:t>Plate 3: A log on the saw bench at the sawmill visited during the course, with cut timber stacked behind; the saw table, the blade slot and the offcuts are in the foreground</w:t>
+      </w:r>
     </w:p>
     <w:p>
       <w:pPr>
@@ -15052,7 +15505,7 @@
     </w:p>
     <w:p>
       <w:pPr>
-        <w:spacing w:after="80" w:line="360" w:lineRule="auto"/>
+        <w:spacing w:after="80"/>
         <w:jc w:val="both"/>
       </w:pPr>
       <w:r>
@@ -15061,7 +15514,7 @@
     </w:p>
     <w:p>
       <w:pPr>
-        <w:spacing w:after="80" w:line="360" w:lineRule="auto"/>
+        <w:spacing w:after="80"/>
         <w:jc w:val="both"/>
       </w:pPr>
       <w:r>
@@ -15080,7 +15533,7 @@
     </w:p>
     <w:p>
       <w:pPr>
-        <w:spacing w:after="80" w:line="360" w:lineRule="auto"/>
+        <w:spacing w:after="80"/>
         <w:jc w:val="both"/>
       </w:pPr>
       <w:r>
@@ -15089,7 +15542,7 @@
     </w:p>
     <w:p>
       <w:pPr>
-        <w:spacing w:after="80" w:line="360" w:lineRule="auto"/>
+        <w:spacing w:after="80"/>
         <w:jc w:val="both"/>
       </w:pPr>
       <w:r>
@@ -15108,7 +15561,7 @@
     </w:p>
     <w:p>
       <w:pPr>
-        <w:spacing w:after="160" w:line="360" w:lineRule="auto"/>
+        <w:spacing w:after="160"/>
       </w:pPr>
       <w:r>
         <w:t>(Ultra Modern Timber Market, Makurdi, Benue State)</w:t>
@@ -15126,7 +15579,7 @@
     </w:p>
     <w:p>
       <w:pPr>
-        <w:spacing w:after="80" w:line="360" w:lineRule="auto"/>
+        <w:spacing w:after="80"/>
         <w:jc w:val="both"/>
       </w:pPr>
       <w:r>
@@ -15135,7 +15588,7 @@
     </w:p>
     <w:p>
       <w:pPr>
-        <w:spacing w:after="80" w:line="360" w:lineRule="auto"/>
+        <w:spacing w:after="80"/>
         <w:jc w:val="both"/>
       </w:pPr>
       <w:r>
@@ -15144,7 +15597,7 @@
     </w:p>
     <w:p>
       <w:pPr>
-        <w:spacing w:after="80" w:line="360" w:lineRule="auto"/>
+        <w:spacing w:after="80"/>
         <w:jc w:val="both"/>
       </w:pPr>
       <w:r>
@@ -15153,7 +15606,7 @@
     </w:p>
     <w:p>
       <w:pPr>
-        <w:spacing w:after="80" w:line="360" w:lineRule="auto"/>
+        <w:spacing w:after="80"/>
         <w:jc w:val="both"/>
       </w:pPr>
       <w:r>
@@ -15172,7 +15625,7 @@
     </w:p>
     <w:p>
       <w:pPr>
-        <w:spacing w:after="80" w:line="360" w:lineRule="auto"/>
+        <w:spacing w:after="80"/>
         <w:jc w:val="both"/>
       </w:pPr>
       <w:r>
@@ -15189,7 +15642,7 @@
     </w:p>
     <w:p>
       <w:pPr>
-        <w:spacing w:after="80" w:line="360" w:lineRule="auto"/>
+        <w:spacing w:after="80"/>
         <w:jc w:val="both"/>
       </w:pPr>
       <w:r>
@@ -15201,7 +15654,6 @@
         <w:pStyle w:val="Caption"/>
         <w:keepNext/>
       </w:pPr>
-      <w:bookmarkStart w:id="50114" w:name="arena_table_14"/>
       <w:r>
         <w:t xml:space="preserve">Table </w:t>
       </w:r>
@@ -15219,7 +15671,6 @@
       <w:r>
         <w:t>Methods of seasoning timber studied during the course</w:t>
       </w:r>
-      <w:bookmarkEnd w:id="50114"/>
     </w:p>
     <w:tbl>
       <w:tblPr>
@@ -15466,7 +15917,7 @@
     </w:tbl>
     <w:p>
       <w:pPr>
-        <w:spacing w:after="200" w:line="360" w:lineRule="auto"/>
+        <w:spacing w:after="200" w:line="240" w:lineRule="auto"/>
       </w:pPr>
       <w:r>
         <w:t>Source: Course material, FPP 414, 2026; field observation, Ultra Modern Timber Market.</w:t>
@@ -15482,7 +15933,7 @@
     </w:p>
     <w:p>
       <w:pPr>
-        <w:spacing w:after="80" w:line="360" w:lineRule="auto"/>
+        <w:spacing w:after="80"/>
         <w:jc w:val="both"/>
       </w:pPr>
       <w:r>
@@ -15499,7 +15950,7 @@
     </w:p>
     <w:p>
       <w:pPr>
-        <w:spacing w:after="80" w:line="360" w:lineRule="auto"/>
+        <w:spacing w:after="80"/>
         <w:jc w:val="both"/>
       </w:pPr>
       <w:r>
@@ -15516,7 +15967,7 @@
     </w:p>
     <w:p>
       <w:pPr>
-        <w:spacing w:after="80" w:line="360" w:lineRule="auto"/>
+        <w:spacing w:after="80"/>
         <w:jc w:val="both"/>
         <w:rPr>
           <w:rFonts w:cs="Times New Roman"/>
@@ -15531,7 +15982,6 @@
         <w:pStyle w:val="Caption"/>
         <w:keepNext/>
       </w:pPr>
-      <w:bookmarkStart w:id="50115" w:name="arena_table_15"/>
       <w:r>
         <w:t xml:space="preserve">Table </w:t>
       </w:r>
@@ -15549,7 +15999,6 @@
       <w:r>
         <w:t>Classes of wood preservatives and how they are applied</w:t>
       </w:r>
-      <w:bookmarkEnd w:id="50115"/>
     </w:p>
     <w:tbl>
       <w:tblPr>
@@ -15706,7 +16155,7 @@
     </w:tbl>
     <w:p>
       <w:pPr>
-        <w:spacing w:after="200" w:line="360" w:lineRule="auto"/>
+        <w:spacing w:after="200" w:line="240" w:lineRule="auto"/>
       </w:pPr>
       <w:r>
         <w:t>Source: Course material, FPP 414, 2026; field observation, Ultra Modern Timber Market.</w:t>
@@ -15714,7 +16163,7 @@
     </w:p>
     <w:p>
       <w:pPr>
-        <w:spacing w:after="80" w:line="360" w:lineRule="auto"/>
+        <w:spacing w:after="80"/>
         <w:jc w:val="both"/>
       </w:pPr>
       <w:r>
@@ -15723,7 +16172,7 @@
     </w:p>
     <w:p>
       <w:pPr>
-        <w:spacing w:after="80" w:line="360" w:lineRule="auto"/>
+        <w:spacing w:after="80"/>
         <w:jc w:val="both"/>
       </w:pPr>
       <w:r>
@@ -15742,7 +16191,7 @@
     </w:p>
     <w:p>
       <w:pPr>
-        <w:spacing w:after="80" w:line="360" w:lineRule="auto"/>
+        <w:spacing w:after="80"/>
         <w:jc w:val="both"/>
       </w:pPr>
       <w:r>
@@ -15751,7 +16200,7 @@
     </w:p>
     <w:p>
       <w:pPr>
-        <w:spacing w:after="80" w:line="360" w:lineRule="auto"/>
+        <w:spacing w:after="80"/>
         <w:jc w:val="both"/>
       </w:pPr>
       <w:r>
@@ -15770,7 +16219,7 @@
     </w:p>
     <w:p>
       <w:pPr>
-        <w:spacing w:after="80" w:line="360" w:lineRule="auto"/>
+        <w:spacing w:after="80"/>
         <w:jc w:val="both"/>
       </w:pPr>
       <w:r>
@@ -15797,16 +16246,16 @@
     </w:p>
     <w:p>
       <w:pPr>
-        <w:spacing w:after="80" w:line="360" w:lineRule="auto"/>
+        <w:spacing w:after="80"/>
         <w:jc w:val="both"/>
       </w:pPr>
       <w:r>
-        <w:t>Cross River National Park is in Akamkpa Local Government Area and was established in 1991. It protects one of the largest areas of moist tropical lowland rainforest left in Nigeria, and it is important for its plants and animals, which include primates, forest elephant, duiker and hornbills. The student visit began on August 2026, and the group returned about two weeks later; the exact return date is not specified here.</w:t>
-      </w:r>
-    </w:p>
-    <w:p>
-      <w:pPr>
-        <w:spacing w:after="80" w:line="360" w:lineRule="auto"/>
+        <w:t>Cross River National Park is in Akamkpa Local Government Area and was established in 1991. It protects one of the largest areas of moist tropical lowland rainforest left in Nigeria, and it is important for its plants and animals, which include primates, forest elephant, duiker and hornbills. The student visit began on 31 August 2026, and the group returned about two weeks later on a Saturday; the exact return date is not specified here.</w:t>
+      </w:r>
+    </w:p>
+    <w:p>
+      <w:pPr>
+        <w:spacing w:after="80"/>
         <w:jc w:val="both"/>
       </w:pPr>
       <w:r>
@@ -15815,7 +16264,7 @@
     </w:p>
     <w:p>
       <w:pPr>
-        <w:spacing w:after="80" w:line="360" w:lineRule="auto"/>
+        <w:spacing w:after="80"/>
         <w:jc w:val="both"/>
       </w:pPr>
       <w:r>
@@ -15832,7 +16281,7 @@
     </w:p>
     <w:p>
       <w:pPr>
-        <w:spacing w:after="80" w:line="360" w:lineRule="auto"/>
+        <w:spacing w:after="80"/>
         <w:jc w:val="both"/>
       </w:pPr>
       <w:r>
@@ -15841,7 +16290,7 @@
     </w:p>
     <w:p>
       <w:pPr>
-        <w:spacing w:after="80" w:line="360" w:lineRule="auto"/>
+        <w:spacing w:after="80"/>
         <w:jc w:val="both"/>
       </w:pPr>
       <w:r>
@@ -15850,7 +16299,7 @@
     </w:p>
     <w:p>
       <w:pPr>
-        <w:spacing w:after="80" w:line="360" w:lineRule="auto"/>
+        <w:spacing w:after="80"/>
         <w:jc w:val="both"/>
       </w:pPr>
       <w:r>
@@ -15859,7 +16308,7 @@
     </w:p>
     <w:p>
       <w:pPr>
-        <w:spacing w:after="80" w:line="360" w:lineRule="auto"/>
+        <w:spacing w:after="80"/>
         <w:jc w:val="both"/>
       </w:pPr>
       <w:r>
@@ -15868,7 +16317,7 @@
     </w:p>
     <w:p>
       <w:pPr>
-        <w:spacing w:after="80" w:line="360" w:lineRule="auto"/>
+        <w:spacing w:after="80"/>
         <w:jc w:val="both"/>
       </w:pPr>
       <w:r>
@@ -15877,7 +16326,7 @@
     </w:p>
     <w:p>
       <w:pPr>
-        <w:spacing w:after="80" w:line="360" w:lineRule="auto"/>
+        <w:spacing w:after="80"/>
         <w:jc w:val="both"/>
       </w:pPr>
       <w:r>
@@ -15886,7 +16335,7 @@
     </w:p>
     <w:p>
       <w:pPr>
-        <w:spacing w:after="80" w:line="360" w:lineRule="auto"/>
+        <w:spacing w:after="80"/>
         <w:jc w:val="both"/>
       </w:pPr>
       <w:r>
@@ -15895,7 +16344,7 @@
     </w:p>
     <w:p>
       <w:pPr>
-        <w:spacing w:after="80" w:line="360" w:lineRule="auto"/>
+        <w:spacing w:after="80"/>
         <w:jc w:val="both"/>
       </w:pPr>
       <w:r>
@@ -15904,7 +16353,7 @@
     </w:p>
     <w:p>
       <w:pPr>
-        <w:spacing w:after="80" w:line="360" w:lineRule="auto"/>
+        <w:spacing w:after="80"/>
         <w:jc w:val="both"/>
       </w:pPr>
       <w:r>
@@ -15913,7 +16362,7 @@
     </w:p>
     <w:p>
       <w:pPr>
-        <w:spacing w:after="80" w:line="360" w:lineRule="auto"/>
+        <w:spacing w:after="80"/>
         <w:jc w:val="both"/>
         <w:rPr>
           <w:rFonts w:cs="Times New Roman"/>
@@ -15928,7 +16377,6 @@
         <w:pStyle w:val="Caption"/>
         <w:keepNext/>
       </w:pPr>
-      <w:bookmarkStart w:id="50116" w:name="arena_table_16"/>
       <w:r>
         <w:t xml:space="preserve">Table </w:t>
       </w:r>
@@ -15946,7 +16394,6 @@
       <w:r>
         <w:t>Plant species identified during the botanical rambling at Cross River National Park</w:t>
       </w:r>
-      <w:bookmarkEnd w:id="50116"/>
     </w:p>
     <w:tbl>
       <w:tblPr>
@@ -17124,7 +17571,7 @@
     </w:tbl>
     <w:p>
       <w:pPr>
-        <w:spacing w:after="200" w:line="360" w:lineRule="auto"/>
+        <w:spacing w:after="200" w:line="240" w:lineRule="auto"/>
       </w:pPr>
       <w:r>
         <w:t>Source: Field identification, Cross River National Park, 2026; nomenclature per Keay (1989).</w:t>
@@ -17132,7 +17579,7 @@
     </w:p>
     <w:p>
       <w:pPr>
-        <w:spacing w:after="80" w:line="360" w:lineRule="auto"/>
+        <w:spacing w:after="80"/>
         <w:jc w:val="both"/>
       </w:pPr>
       <w:r>
@@ -17141,7 +17588,7 @@
     </w:p>
     <w:p>
       <w:pPr>
-        <w:spacing w:after="80" w:line="360" w:lineRule="auto"/>
+        <w:spacing w:after="80"/>
         <w:jc w:val="both"/>
       </w:pPr>
       <w:r>
@@ -17162,7 +17609,7 @@
           <wp:inline distT="0" distB="0" distL="0" distR="0" wp14:anchorId="0B7410DC" wp14:editId="58F1D3CB">
             <wp:extent cx="5597544" cy="3148619"/>
             <wp:effectExtent l="0" t="0" r="3175" b="0"/>
-            <wp:docPr id="4" name="Picture 4" descr="Plate 4: Botanical walk at Cross River National Park"/>
+            <wp:docPr id="4" name="Picture 4"/>
             <wp:cNvGraphicFramePr>
               <a:graphicFrameLocks xmlns:a="http://schemas.openxmlformats.org/drawingml/2006/main" noChangeAspect="1"/>
             </wp:cNvGraphicFramePr>
@@ -17200,15 +17647,13 @@
         <w:pStyle w:val="Caption"/>
         <w:jc w:val="center"/>
       </w:pPr>
-      <w:bookmarkStart w:id="50003" w:name="arena_plate_4"/>
-      <w:r>
-        <w:t>Plate 4: Botanical walk at Cross River National Park</w:t>
-      </w:r>
-      <w:bookmarkEnd w:id="50003"/>
-    </w:p>
-    <w:p>
-      <w:pPr>
-        <w:spacing w:after="80" w:line="360" w:lineRule="auto"/>
+      <w:r>
+        <w:t>Plate 4: Botanical rambling through the lowland rainforest at Cross River National Park, with the students moving through the undergrowth</w:t>
+      </w:r>
+    </w:p>
+    <w:p>
+      <w:pPr>
+        <w:spacing w:after="80"/>
         <w:jc w:val="both"/>
       </w:pPr>
       <w:r>
@@ -17229,7 +17674,7 @@
           <wp:inline distT="0" distB="0" distL="0" distR="0" wp14:anchorId="61059E37" wp14:editId="1F05C9F9">
             <wp:extent cx="3682450" cy="4909934"/>
             <wp:effectExtent l="0" t="0" r="0" b="5080"/>
-            <wp:docPr id="5" name="Picture 5" descr="Plate 5: Field exercise at Cross River National Park"/>
+            <wp:docPr id="5" name="Picture 5"/>
             <wp:cNvGraphicFramePr>
               <a:graphicFrameLocks xmlns:a="http://schemas.openxmlformats.org/drawingml/2006/main" noChangeAspect="1"/>
             </wp:cNvGraphicFramePr>
@@ -17267,18 +17712,8 @@
         <w:pStyle w:val="Caption"/>
         <w:jc w:val="center"/>
       </w:pPr>
-      <w:bookmarkStart w:id="50004" w:name="arena_plate_5"/>
-      <w:r>
-        <w:t>Plate 5: Field exercise at Cross River National Park</w:t>
-      </w:r>
-      <w:bookmarkEnd w:id="50004"/>
-    </w:p>
-    <w:p>
-      <w:pPr>
-        <w:spacing w:line="360" w:lineRule="auto"/>
-      </w:pPr>
-      <w:r>
-        <w:t>Plate 6 shows field visit to Cross River National Park.</w:t>
+      <w:r>
+        <w:t>Plate 5: Climbing a bamboo observation structure during the field exercise at Cross River National Park</w:t>
       </w:r>
     </w:p>
     <w:p>
@@ -17294,7 +17729,7 @@
           <wp:inline distT="0" distB="0" distL="0" distR="0" wp14:anchorId="234B6B00" wp14:editId="0AEE7924">
             <wp:extent cx="4869984" cy="6496050"/>
             <wp:effectExtent l="0" t="0" r="6985" b="0"/>
-            <wp:docPr id="262891928" name="Picture 1" descr="Plate 6: Field visit to Cross River National Park"/>
+            <wp:docPr id="262891928" name="Picture 1"/>
             <wp:cNvGraphicFramePr>
               <a:graphicFrameLocks xmlns:a="http://schemas.openxmlformats.org/drawingml/2006/main" noChangeAspect="1"/>
             </wp:cNvGraphicFramePr>
@@ -17345,14 +17780,18 @@
         <w:pStyle w:val="Caption"/>
         <w:jc w:val="center"/>
       </w:pPr>
-      <w:bookmarkStart w:id="50005" w:name="arena_plate_6"/>
-      <w:r>
-        <w:t>Plate 6: Field visit to Cross River National Park</w:t>
-      </w:r>
-      <w:r/>
-      <w:r/>
-      <w:r/>
-      <w:bookmarkEnd w:id="50005"/>
+      <w:r>
+        <w:t xml:space="preserve">Plate </w:t>
+      </w:r>
+      <w:r>
+        <w:t>6</w:t>
+      </w:r>
+      <w:r>
+        <w:t xml:space="preserve">: </w:t>
+      </w:r>
+      <w:r>
+        <w:t>Photograph at the national park with the coordinator</w:t>
+      </w:r>
     </w:p>
     <w:p>
       <w:pPr>
@@ -17364,7 +17803,7 @@
     </w:p>
     <w:p>
       <w:pPr>
-        <w:spacing w:after="80" w:line="360" w:lineRule="auto"/>
+        <w:spacing w:after="80"/>
         <w:jc w:val="both"/>
       </w:pPr>
       <w:r>
@@ -17373,7 +17812,7 @@
     </w:p>
     <w:p>
       <w:pPr>
-        <w:spacing w:after="80" w:line="360" w:lineRule="auto"/>
+        <w:spacing w:after="80"/>
         <w:jc w:val="both"/>
       </w:pPr>
       <w:r>
@@ -17420,11 +17859,11 @@
     </w:p>
     <w:p>
       <w:pPr>
-        <w:spacing w:after="80" w:line="360" w:lineRule="auto"/>
+        <w:spacing w:after="80"/>
         <w:jc w:val="both"/>
       </w:pPr>
       <w:r>
-        <w:t>The SIWES attachment ran from June to October 2026. Training activities covered six course areas and included a visit to Cross River National Park beginning on August 2026, with the group returning about two weeks later. Ultra Modern Timber Market was visited on September 2026, and the sawmill at Igbor was visited in October 2026.</w:t>
+        <w:t>The SIWES attachment ran from 15 June to 23 November 2026, a period of five months and eight days. Training activities covered six course areas and included a visit to Cross River National Park beginning on 31 August 2026, with the group returning about two weeks later on a Saturday. Ultra Modern Timber Market was visited on 21 September 2026, and the sawmill at Igbor was visited on 21 October 2026.</w:t>
       </w:r>
     </w:p>
     <w:p>
@@ -17530,7 +17969,7 @@
     </w:p>
     <w:p>
       <w:pPr>
-        <w:spacing w:after="80" w:line="360" w:lineRule="auto"/>
+        <w:spacing w:after="80"/>
         <w:jc w:val="both"/>
       </w:pPr>
       <w:r>
@@ -17539,7 +17978,7 @@
     </w:p>
     <w:p>
       <w:pPr>
-        <w:spacing w:after="80" w:line="360" w:lineRule="auto"/>
+        <w:spacing w:after="80"/>
         <w:jc w:val="both"/>
       </w:pPr>
       <w:r>
@@ -17548,7 +17987,7 @@
     </w:p>
     <w:p>
       <w:pPr>
-        <w:spacing w:after="80" w:line="360" w:lineRule="auto"/>
+        <w:spacing w:after="80"/>
         <w:jc w:val="both"/>
       </w:pPr>
       <w:r>
@@ -17557,7 +17996,7 @@
     </w:p>
     <w:p>
       <w:pPr>
-        <w:spacing w:after="80" w:line="360" w:lineRule="auto"/>
+        <w:spacing w:after="80"/>
         <w:jc w:val="both"/>
       </w:pPr>
       <w:r>
@@ -17576,7 +18015,7 @@
     </w:p>
     <w:p>
       <w:pPr>
-        <w:spacing w:after="80" w:line="360" w:lineRule="auto"/>
+        <w:spacing w:after="80"/>
         <w:jc w:val="both"/>
       </w:pPr>
       <w:r>
@@ -17712,7 +18151,7 @@
     </w:p>
     <w:p>
       <w:pPr>
-        <w:spacing w:after="80" w:line="360" w:lineRule="auto"/>
+        <w:spacing w:after="80"/>
         <w:jc w:val="both"/>
       </w:pPr>
       <w:r>
@@ -17721,7 +18160,7 @@
     </w:p>
     <w:p>
       <w:pPr>
-        <w:spacing w:after="80" w:line="360" w:lineRule="auto"/>
+        <w:spacing w:after="80"/>
         <w:jc w:val="both"/>
       </w:pPr>
       <w:r>
@@ -17750,16 +18189,16 @@
     </w:p>
     <w:p>
       <w:pPr>
-        <w:spacing w:after="80" w:line="360" w:lineRule="auto"/>
+        <w:spacing w:after="80"/>
         <w:jc w:val="both"/>
       </w:pPr>
       <w:r>
-        <w:t>The attachment ran from the middle of June to the end of October, and what it was like changed as it went. The market visit included learning what the market does and in what order: how timber is received and measured, how species are separated, how a log is put to a bench and what comes off it. That was a time of watching, and its value was in learning to see what an experienced operator sees, such as the taper in a log that will cut down its yield.</w:t>
-      </w:r>
-    </w:p>
-    <w:p>
-      <w:pPr>
-        <w:spacing w:after="80" w:line="360" w:lineRule="auto"/>
+        <w:t>The attachment ran from the middle of June to the end of October, and what it was like changed as it went. The first weeks were spent learning what the market does and in what order: how timber is received and measured, how species are separated, how a log is put to a bench and what comes off it. That was a time of watching, and its value was in learning to see what an experienced operator sees, such as the taper in a log that will cut down its yield.</w:t>
+      </w:r>
+    </w:p>
+    <w:p>
+      <w:pPr>
+        <w:spacing w:after="80"/>
         <w:jc w:val="both"/>
       </w:pPr>
       <w:r>
@@ -17778,7 +18217,7 @@
     </w:p>
     <w:p>
       <w:pPr>
-        <w:spacing w:after="80" w:line="360" w:lineRule="auto"/>
+        <w:spacing w:after="80"/>
         <w:jc w:val="both"/>
       </w:pPr>
       <w:r>
@@ -17787,7 +18226,7 @@
     </w:p>
     <w:p>
       <w:pPr>
-        <w:spacing w:after="80" w:line="360" w:lineRule="auto"/>
+        <w:spacing w:after="80"/>
         <w:jc w:val="both"/>
       </w:pPr>
       <w:r>
@@ -17796,7 +18235,7 @@
     </w:p>
     <w:p>
       <w:pPr>
-        <w:spacing w:after="80" w:line="360" w:lineRule="auto"/>
+        <w:spacing w:after="80"/>
         <w:jc w:val="both"/>
       </w:pPr>
       <w:r>
@@ -17805,7 +18244,7 @@
     </w:p>
     <w:p>
       <w:pPr>
-        <w:spacing w:after="80" w:line="360" w:lineRule="auto"/>
+        <w:spacing w:after="80"/>
         <w:jc w:val="both"/>
       </w:pPr>
       <w:r>
@@ -17824,7 +18263,7 @@
     </w:p>
     <w:p>
       <w:pPr>
-        <w:spacing w:after="80" w:line="360" w:lineRule="auto"/>
+        <w:spacing w:after="80"/>
         <w:jc w:val="both"/>
       </w:pPr>
       <w:r>
@@ -17833,7 +18272,7 @@
     </w:p>
     <w:p>
       <w:pPr>
-        <w:spacing w:after="80" w:line="360" w:lineRule="auto"/>
+        <w:spacing w:after="80"/>
         <w:jc w:val="both"/>
       </w:pPr>
       <w:r>
@@ -17842,7 +18281,7 @@
     </w:p>
     <w:p>
       <w:pPr>
-        <w:spacing w:after="80" w:line="360" w:lineRule="auto"/>
+        <w:spacing w:after="80"/>
         <w:jc w:val="both"/>
       </w:pPr>
       <w:r>
@@ -17861,7 +18300,7 @@
     </w:p>
     <w:p>
       <w:pPr>
-        <w:spacing w:after="80" w:line="360" w:lineRule="auto"/>
+        <w:spacing w:after="80"/>
         <w:jc w:val="both"/>
       </w:pPr>
       <w:r>
@@ -17870,7 +18309,7 @@
     </w:p>
     <w:p>
       <w:pPr>
-        <w:spacing w:after="80" w:line="360" w:lineRule="auto"/>
+        <w:spacing w:after="80"/>
         <w:jc w:val="both"/>
       </w:pPr>
       <w:r>
@@ -17879,7 +18318,7 @@
     </w:p>
     <w:p>
       <w:pPr>
-        <w:spacing w:after="80" w:line="360" w:lineRule="auto"/>
+        <w:spacing w:after="80"/>
         <w:jc w:val="both"/>
       </w:pPr>
       <w:r>
@@ -17888,7 +18327,7 @@
     </w:p>
     <w:p>
       <w:pPr>
-        <w:spacing w:after="80" w:line="360" w:lineRule="auto"/>
+        <w:spacing w:after="80"/>
         <w:jc w:val="both"/>
       </w:pPr>
       <w:r>
@@ -17897,7 +18336,7 @@
     </w:p>
     <w:p>
       <w:pPr>
-        <w:spacing w:after="80" w:line="360" w:lineRule="auto"/>
+        <w:spacing w:after="80"/>
         <w:jc w:val="both"/>
       </w:pPr>
       <w:r>
@@ -17926,7 +18365,7 @@
     </w:p>
     <w:p>
       <w:pPr>
-        <w:spacing w:after="80" w:line="360" w:lineRule="auto"/>
+        <w:spacing w:after="80"/>
         <w:jc w:val="both"/>
       </w:pPr>
       <w:r>
@@ -17935,7 +18374,7 @@
     </w:p>
     <w:p>
       <w:pPr>
-        <w:spacing w:after="80" w:line="360" w:lineRule="auto"/>
+        <w:spacing w:after="80"/>
         <w:jc w:val="both"/>
       </w:pPr>
       <w:r>
@@ -17944,7 +18383,7 @@
     </w:p>
     <w:p>
       <w:pPr>
-        <w:spacing w:after="80" w:line="360" w:lineRule="auto"/>
+        <w:spacing w:after="80"/>
         <w:jc w:val="both"/>
       </w:pPr>
       <w:r>
@@ -17953,7 +18392,7 @@
     </w:p>
     <w:p>
       <w:pPr>
-        <w:spacing w:after="80" w:line="360" w:lineRule="auto"/>
+        <w:spacing w:after="80"/>
         <w:jc w:val="both"/>
       </w:pPr>
       <w:r>
@@ -17962,7 +18401,7 @@
     </w:p>
     <w:p>
       <w:pPr>
-        <w:spacing w:after="80" w:line="360" w:lineRule="auto"/>
+        <w:spacing w:after="80"/>
         <w:jc w:val="both"/>
       </w:pPr>
       <w:r>
@@ -17981,7 +18420,7 @@
     </w:p>
     <w:p>
       <w:pPr>
-        <w:spacing w:after="80" w:line="360" w:lineRule="auto"/>
+        <w:spacing w:after="80"/>
         <w:jc w:val="both"/>
       </w:pPr>
       <w:r>
@@ -17990,7 +18429,7 @@
     </w:p>
     <w:p>
       <w:pPr>
-        <w:spacing w:after="80" w:line="360" w:lineRule="auto"/>
+        <w:spacing w:after="80"/>
         <w:jc w:val="both"/>
       </w:pPr>
       <w:r>
@@ -18009,7 +18448,7 @@
     </w:p>
     <w:p>
       <w:pPr>
-        <w:spacing w:after="80" w:line="360" w:lineRule="auto"/>
+        <w:spacing w:after="80"/>
         <w:jc w:val="both"/>
       </w:pPr>
       <w:r>
@@ -18018,7 +18457,7 @@
     </w:p>
     <w:p>
       <w:pPr>
-        <w:spacing w:after="80" w:line="360" w:lineRule="auto"/>
+        <w:spacing w:after="80"/>
         <w:jc w:val="both"/>
       </w:pPr>
       <w:r>
@@ -18027,7 +18466,7 @@
     </w:p>
     <w:p>
       <w:pPr>
-        <w:spacing w:after="80" w:line="360" w:lineRule="auto"/>
+        <w:spacing w:after="80"/>
         <w:jc w:val="both"/>
       </w:pPr>
       <w:r>
@@ -18040,13 +18479,13 @@
       </w:pPr>
       <w:bookmarkStart w:id="81" w:name="_Toc244108835"/>
       <w:r>
-        <w:t>4.3.4 Improving Organisational Processes</w:t>
+        <w:t>4.3.4 Improving Organizational Processes</w:t>
       </w:r>
       <w:bookmarkEnd w:id="81"/>
     </w:p>
     <w:p>
       <w:pPr>
-        <w:spacing w:after="80" w:line="360" w:lineRule="auto"/>
+        <w:spacing w:after="80"/>
         <w:jc w:val="both"/>
       </w:pPr>
       <w:r>
@@ -18055,7 +18494,7 @@
     </w:p>
     <w:p>
       <w:pPr>
-        <w:spacing w:after="80" w:line="360" w:lineRule="auto"/>
+        <w:spacing w:after="80"/>
         <w:jc w:val="both"/>
       </w:pPr>
       <w:r>
@@ -18107,7 +18546,7 @@
         <w:jc w:val="both"/>
       </w:pPr>
       <w:r>
-        <w:t>Federal Republic of Nigeria. (1971). Industrial Training Fund Act No. 47 of 1971. Lagos: Federal Government Press.</w:t>
+        <w:t>Benue State Government. (1953). Forestry Regulations, made under the Forestry Law, Chapter 44. Makurdi: Government Printer.</w:t>
       </w:r>
     </w:p>
     <w:p>
@@ -18117,7 +18556,7 @@
         <w:jc w:val="both"/>
       </w:pPr>
       <w:r>
-        <w:t>Industrial Training Fund. (2020). Students Industrial Work Experience Scheme (SIWES): Guidelines for participating institutions and employers. Jos: Industrial Training Fund.</w:t>
+        <w:t>Federal Republic of Nigeria. (1971). Industrial Training Fund Act No. 47 of 1971. Lagos: Federal Government Press.</w:t>
       </w:r>
     </w:p>
     <w:p>
@@ -18127,7 +18566,7 @@
         <w:jc w:val="both"/>
       </w:pPr>
       <w:r>
-        <w:t>Joseph Sarwuan Tarka University, Makurdi. (2026a). FPP 412: Sawmilling (course material). Department of Forest Production and Products, College of Forestry and Fisheries.</w:t>
+        <w:t>Forest Products Laboratory. (2010). Wood handbook: Wood as an engineering material (General Technical Report FPL-GTR-113). Madison, WI: United States Department of Agriculture, Forest Service.</w:t>
       </w:r>
     </w:p>
     <w:p>
@@ -18137,7 +18576,7 @@
         <w:jc w:val="both"/>
       </w:pPr>
       <w:r>
-        <w:t>Joseph Sarwuan Tarka University, Makurdi. (2026b). FPP 414: Wood seasoning and preservation (course material). Department of Forest Production and Products, College of Forestry and Fisheries.</w:t>
+        <w:t>Industrial Training Fund. (2020). Students Industrial Work Experience Scheme (SIWES): Guidelines for participating institutions and employers. Jos: Industrial Training Fund.</w:t>
       </w:r>
     </w:p>
     <w:p>
@@ -18147,7 +18586,7 @@
         <w:jc w:val="both"/>
       </w:pPr>
       <w:r>
-        <w:t>Joseph Sarwuan Tarka University, Makurdi. (2026c). Remote sensing in forestry and wildlife management (SEF 408 course material). College of Forestry and Fisheries.</w:t>
+        <w:t>Joseph Sarwuan Tarka University, Makurdi. (2026a). FPP 412: Sawmilling (course material). Department of Forest Production and Products, College of Forestry and Fisheries.</w:t>
       </w:r>
     </w:p>
     <w:p>
@@ -18157,7 +18596,7 @@
         <w:jc w:val="both"/>
       </w:pPr>
       <w:r>
-        <w:t>Keay, R. W. J. (1989). Trees of Nigeria. Oxford: Clarendon Press.</w:t>
+        <w:t>Joseph Sarwuan Tarka University, Makurdi. (2026b). FPP 414: Wood seasoning and preservation (course material). Department of Forest Production and Products, College of Forestry and Fisheries.</w:t>
       </w:r>
     </w:p>
     <w:p>
@@ -18167,7 +18606,7 @@
         <w:jc w:val="both"/>
       </w:pPr>
       <w:r>
-        <w:t>Ministry of Water Resources and Environment, Benue State. (n.d.). Certificate of hammering [Blank form].</w:t>
+        <w:t>Joseph Sarwuan Tarka University, Makurdi. (2026c). Remote sensing in forestry and wildlife management (SEF 408 course material). College of Forestry and Fisheries.</w:t>
       </w:r>
     </w:p>
     <w:p>
@@ -18177,7 +18616,7 @@
         <w:jc w:val="both"/>
       </w:pPr>
       <w:r>
-        <w:t>National Universities Commission. (2019). Benchmark minimum academic standards for undergraduate programmes in agriculture and forestry. Abuja: National Universities Commission.</w:t>
+        <w:t>Keay, R. W. J. (1989). Trees of Nigeria. Oxford: Clarendon Press.</w:t>
       </w:r>
     </w:p>
     <w:p>
@@ -18191,19 +18630,13 @@
       </w:r>
     </w:p>
     <w:p>
-      <w:pPr/>
-      <w:r>
-        <w:t>Rivers State University. (n.d.). Students industrial work experience scheme unit. https://www.rsu.edu.ng/students-industrial-work-experience-scheme-unit/</w:t>
-      </w:r>
-    </w:p>
-    <w:p>
       <w:pPr>
         <w:spacing w:after="200"/>
         <w:ind w:left="720" w:hanging="720"/>
         <w:jc w:val="both"/>
       </w:pPr>
       <w:r>
-        <w:t>Ross, R. J. (Ed.). (2010). Wood handbook: Wood as an engineering material (General Technical Report FPL-GTR-190). U.S. Department of Agriculture, Forest Service. https://doi.org/10.2737/FPL-GTR-190</w:t>
+        <w:t>National Universities Commission. (2019). Benchmark minimum academic standards for undergraduate programmes in agriculture and forestry. Abuja: National Universities Commission.</w:t>
       </w:r>
     </w:p>
     <w:p>
@@ -18228,17 +18661,15 @@
       <w:pPr>
         <w:pStyle w:val="Heading2"/>
       </w:pPr>
-      <w:bookmarkStart w:id="50006" w:name="arena_appendix_I"/>
       <w:bookmarkStart w:id="84" w:name="_Toc244108838"/>
       <w:r>
         <w:t>Appendix I: Certificate of Hammering</w:t>
       </w:r>
       <w:bookmarkEnd w:id="84"/>
-      <w:bookmarkEnd w:id="50006"/>
-    </w:p>
-    <w:p>
-      <w:pPr>
-        <w:spacing w:after="80" w:line="360" w:lineRule="auto"/>
+    </w:p>
+    <w:p>
+      <w:pPr>
+        <w:spacing w:after="80"/>
         <w:jc w:val="both"/>
       </w:pPr>
       <w:r>
@@ -18247,66 +18678,17 @@
     </w:p>
     <w:p>
       <w:pPr>
-        <w:spacing w:line="360" w:lineRule="auto"/>
-      </w:pPr>
-      <w:r>
-        <w:rPr>
-          <w:i/>
-        </w:rPr>
-        <w:t>Sample Certificate of Hammering form (blank).</w:t>
-      </w:r>
-    </w:p>
-    <w:p>
-      <w:r>
-        <w:drawing>
-          <wp:inline xmlns:a="http://schemas.openxmlformats.org/drawingml/2006/main" xmlns:pic="http://schemas.openxmlformats.org/drawingml/2006/picture">
-            <wp:extent cx="4937760" cy="6795083"/>
-            <wp:docPr id="262891929" name="Picture 262891929" descr="Blank sample Certificate of Hammering form issued by the Ministry of Water Resources and Environment, Benue State."/>
-            <wp:cNvGraphicFramePr>
-              <a:graphicFrameLocks noChangeAspect="1"/>
-            </wp:cNvGraphicFramePr>
-            <a:graphic>
-              <a:graphicData uri="http://schemas.openxmlformats.org/drawingml/2006/picture">
-                <pic:pic>
-                  <pic:nvPicPr>
-                    <pic:cNvPr id="0" name="HAMMERING.jpeg"/>
-                    <pic:cNvPicPr/>
-                  </pic:nvPicPr>
-                  <pic:blipFill>
-                    <a:blip r:embed="rId18"/>
-                    <a:stretch>
-                      <a:fillRect/>
-                    </a:stretch>
-                  </pic:blipFill>
-                  <pic:spPr>
-                    <a:xfrm>
-                      <a:off x="0" y="0"/>
-                      <a:ext cx="4937760" cy="6795083"/>
-                    </a:xfrm>
-                    <a:prstGeom prst="rect"/>
-                  </pic:spPr>
-                </pic:pic>
-              </a:graphicData>
-            </a:graphic>
-          </wp:inline>
-        </w:drawing>
-      </w:r>
-    </w:p>
-    <w:p>
-      <w:pPr>
         <w:pStyle w:val="Heading2"/>
       </w:pPr>
-      <w:bookmarkStart w:id="50007" w:name="arena_appendix_II"/>
       <w:bookmarkStart w:id="85" w:name="_Toc244108839"/>
       <w:r>
         <w:t>Appendix II: Summary of Plant Species Identified During the Attachment</w:t>
       </w:r>
       <w:bookmarkEnd w:id="85"/>
-      <w:bookmarkEnd w:id="50007"/>
-    </w:p>
-    <w:p>
-      <w:pPr>
-        <w:spacing w:after="80" w:line="360" w:lineRule="auto"/>
+    </w:p>
+    <w:p>
+      <w:pPr>
+        <w:spacing w:after="80"/>
         <w:jc w:val="both"/>
       </w:pPr>
       <w:r>
@@ -18402,19 +18784,16 @@
     <w:p>
       <w:pPr>
         <w:pStyle w:val="Heading2"/>
-        <w:keepNext/>
-      </w:pPr>
-      <w:bookmarkStart w:id="50008" w:name="arena_appendix_III"/>
+      </w:pPr>
       <w:bookmarkStart w:id="86" w:name="_Toc244108840"/>
       <w:r>
         <w:t>Appendix III: Index of Plates</w:t>
       </w:r>
       <w:bookmarkEnd w:id="86"/>
-      <w:bookmarkEnd w:id="50008"/>
-    </w:p>
-    <w:p>
-      <w:pPr>
-        <w:spacing w:after="80" w:line="360" w:lineRule="auto"/>
+    </w:p>
+    <w:p>
+      <w:pPr>
+        <w:spacing w:after="80"/>
         <w:jc w:val="both"/>
       </w:pPr>
       <w:r>
@@ -18423,23 +18802,12 @@
     </w:p>
     <w:p>
       <w:pPr>
-        <w:spacing w:line="360" w:lineRule="auto"/>
-      </w:pPr>
-      <w:r>
-        <w:t>Table 17 presents the information described in this section.</w:t>
-      </w:r>
-    </w:p>
-    <w:p>
-      <w:pPr>
         <w:pStyle w:val="TableCaption"/>
-        <w:keepNext/>
         <w:spacing w:before="200" w:after="80"/>
       </w:pPr>
-      <w:bookmarkStart w:id="50009" w:name="arena_table_17"/>
-      <w:r>
-        <w:t>Table 17: Index of plates reproduced in the report</w:t>
-      </w:r>
-      <w:bookmarkEnd w:id="50009"/>
+      <w:r>
+        <w:t>Table A1: Index of plates reproduced in the report</w:t>
+      </w:r>
     </w:p>
     <w:tbl>
       <w:tblPr>
@@ -18512,7 +18880,7 @@
           </w:tcPr>
           <w:p>
             <w:r>
-              <w:t>Watering nursery stock at the JOSTUM forestry nursery</w:t>
+              <w:t>Instruction in the watering of nursery stock at the JOSTUM forestry nursery</w:t>
             </w:r>
           </w:p>
         </w:tc>
@@ -18547,7 +18915,7 @@
           </w:tcPr>
           <w:p>
             <w:r>
-              <w:t>Mounted specimen from the taxidermy practical</w:t>
+              <w:t>Mounted specimen at the end of the taxidermy practical</w:t>
             </w:r>
           </w:p>
         </w:tc>
@@ -18582,7 +18950,7 @@
           </w:tcPr>
           <w:p>
             <w:r>
-              <w:t>Sawmill machinery during the sawmill visit</w:t>
+              <w:t>Log on the saw bench at the sawmill visited, with cut timber stacked behind</w:t>
             </w:r>
           </w:p>
         </w:tc>
@@ -18617,7 +18985,7 @@
           </w:tcPr>
           <w:p>
             <w:r>
-              <w:t>Botanical walk at Cross River National Park</w:t>
+              <w:t>Botanical rambling through the lowland rainforest at Cross River National Park</w:t>
             </w:r>
           </w:p>
         </w:tc>
@@ -18652,7 +19020,7 @@
           </w:tcPr>
           <w:p>
             <w:r>
-              <w:t>Field exercise at Cross River National Park</w:t>
+              <w:t>Climbing a bamboo observation structure during the field exercise at Cross River National Park</w:t>
             </w:r>
           </w:p>
         </w:tc>
@@ -18670,7 +19038,7 @@
     </w:tbl>
     <w:p>
       <w:pPr>
-        <w:spacing w:after="200" w:line="360" w:lineRule="auto"/>
+        <w:spacing w:after="200" w:line="240" w:lineRule="auto"/>
       </w:pPr>
       <w:r>
         <w:t>Source: photographs taken during the attachment, 2026.</w:t>
@@ -18680,7 +19048,7 @@
       <w:footerReference w:type="default" r:id="rId15"/>
       <w:pgSz w:w="11906" w:h="16838"/>
       <w:pgMar w:top="1247" w:right="1304" w:bottom="1247" w:left="1701" w:header="720" w:footer="720" w:gutter="0"/>
-      <w:pgNumType w:start="1" w:fmt="decimal"/>
+      <w:pgNumType w:start="1"/>
       <w:cols w:space="720"/>
       <w:docGrid w:linePitch="360"/>
     </w:sectPr>
@@ -18803,26 +19171,6 @@
       </w:rPr>
       <w:fldChar w:fldCharType="end"/>
     </w:r>
-  </w:p>
-</w:ftr>
-</file>
-
-<file path=word/footer3.xml><?xml version="1.0" encoding="utf-8"?>
-<w:ftr xmlns:m="http://schemas.openxmlformats.org/officeDocument/2006/math" xmlns:mc="http://schemas.openxmlformats.org/markup-compatibility/2006" xmlns:mo="http://schemas.microsoft.com/office/mac/office/2008/main" xmlns:mv="urn:schemas-microsoft-com:mac:vml" xmlns:o="urn:schemas-microsoft-com:office:office" xmlns:r="http://schemas.openxmlformats.org/officeDocument/2006/relationships" xmlns:v="urn:schemas-microsoft-com:vml" xmlns:w10="urn:schemas-microsoft-com:office:word" xmlns:w14="http://schemas.microsoft.com/office/word/2010/wordml" xmlns:w="http://schemas.openxmlformats.org/wordprocessingml/2006/main" xmlns:wne="http://schemas.microsoft.com/office/word/2006/wordml" xmlns:wp14="http://schemas.microsoft.com/office/word/2010/wordprocessingDrawing" xmlns:wp="http://schemas.openxmlformats.org/drawingml/2006/wordprocessingDrawing" xmlns:wpc="http://schemas.microsoft.com/office/word/2010/wordprocessingCanvas" xmlns:wpg="http://schemas.microsoft.com/office/word/2010/wordprocessingGroup" xmlns:wpi="http://schemas.microsoft.com/office/word/2010/wordprocessingInk" xmlns:wps="http://schemas.microsoft.com/office/word/2010/wordprocessingShape" mc:Ignorable="w14 wp14">
-  <w:p>
-    <w:pPr>
-      <w:pStyle w:val="Footer"/>
-    </w:pPr>
-  </w:p>
-</w:ftr>
-</file>
-
-<file path=word/footer4.xml><?xml version="1.0" encoding="utf-8"?>
-<w:ftr xmlns:m="http://schemas.openxmlformats.org/officeDocument/2006/math" xmlns:mc="http://schemas.openxmlformats.org/markup-compatibility/2006" xmlns:mo="http://schemas.microsoft.com/office/mac/office/2008/main" xmlns:mv="urn:schemas-microsoft-com:mac:vml" xmlns:o="urn:schemas-microsoft-com:office:office" xmlns:r="http://schemas.openxmlformats.org/officeDocument/2006/relationships" xmlns:v="urn:schemas-microsoft-com:vml" xmlns:w10="urn:schemas-microsoft-com:office:word" xmlns:w14="http://schemas.microsoft.com/office/word/2010/wordml" xmlns:w="http://schemas.openxmlformats.org/wordprocessingml/2006/main" xmlns:wne="http://schemas.microsoft.com/office/word/2006/wordml" xmlns:wp14="http://schemas.microsoft.com/office/word/2010/wordprocessingDrawing" xmlns:wp="http://schemas.openxmlformats.org/drawingml/2006/wordprocessingDrawing" xmlns:wpc="http://schemas.microsoft.com/office/word/2010/wordprocessingCanvas" xmlns:wpg="http://schemas.microsoft.com/office/word/2010/wordprocessingGroup" xmlns:wpi="http://schemas.microsoft.com/office/word/2010/wordprocessingInk" xmlns:wps="http://schemas.microsoft.com/office/word/2010/wordprocessingShape" mc:Ignorable="w14 wp14">
-  <w:p>
-    <w:pPr>
-      <w:pStyle w:val="Footer"/>
-    </w:pPr>
   </w:p>
 </w:ftr>
 </file>
